--- a/1kurs/firstSem/practic_work_inf/Практическая работа №7.docx
+++ b/1kurs/firstSem/practic_work_inf/Практическая работа №7.docx
@@ -1,6 +1,6 @@
 
 <file path=word/document.xml><?xml version="1.0" encoding="utf-8"?>
-<w:document xmlns:wpc="http://schemas.microsoft.com/office/word/2010/wordprocessingCanvas" xmlns:cx="http://schemas.microsoft.com/office/drawing/2014/chartex" xmlns:cx1="http://schemas.microsoft.com/office/drawing/2015/9/8/chartex" xmlns:cx2="http://schemas.microsoft.com/office/drawing/2015/10/21/chartex" xmlns:cx3="http://schemas.microsoft.com/office/drawing/2016/5/9/chartex" xmlns:cx4="http://schemas.microsoft.com/office/drawing/2016/5/10/chartex" xmlns:cx5="http://schemas.microsoft.com/office/drawing/2016/5/11/chartex" xmlns:cx6="http://schemas.microsoft.com/office/drawing/2016/5/12/chartex" xmlns:cx7="http://schemas.microsoft.com/office/drawing/2016/5/13/chartex" xmlns:cx8="http://schemas.microsoft.com/office/drawing/2016/5/14/chartex" xmlns:mc="http://schemas.openxmlformats.org/markup-compatibility/2006" xmlns:aink="http://schemas.microsoft.com/office/drawing/2016/ink" xmlns:am3d="http://schemas.microsoft.com/office/drawing/2017/model3d" xmlns:o="urn:schemas-microsoft-com:office:office" xmlns:oel="http://schemas.microsoft.com/office/2019/extlst" xmlns:r="http://schemas.openxmlformats.org/officeDocument/2006/relationships" xmlns:m="http://schemas.openxmlformats.org/officeDocument/2006/math" xmlns:v="urn:schemas-microsoft-com:vml" xmlns:wp14="http://schemas.microsoft.com/office/word/2010/wordprocessingDrawing" xmlns:wp="http://schemas.openxmlformats.org/drawingml/2006/wordprocessingDrawing" xmlns:w10="urn:schemas-microsoft-com:office:word" xmlns:w="http://schemas.openxmlformats.org/wordprocessingml/2006/main" xmlns:w14="http://schemas.microsoft.com/office/word/2010/wordml" xmlns:w15="http://schemas.microsoft.com/office/word/2012/wordml" xmlns:w16cex="http://schemas.microsoft.com/office/word/2018/wordml/cex" xmlns:w16cid="http://schemas.microsoft.com/office/word/2016/wordml/cid" xmlns:w16="http://schemas.microsoft.com/office/word/2018/wordml" xmlns:w16du="http://schemas.microsoft.com/office/word/2023/wordml/word16du" xmlns:w16sdtdh="http://schemas.microsoft.com/office/word/2020/wordml/sdtdatahash" xmlns:w16sdtfl="http://schemas.microsoft.com/office/word/2024/wordml/sdtformatlock" xmlns:w16se="http://schemas.microsoft.com/office/word/2015/wordml/symex" xmlns:wpg="http://schemas.microsoft.com/office/word/2010/wordprocessingGroup" xmlns:wpi="http://schemas.microsoft.com/office/word/2010/wordprocessingInk" xmlns:wne="http://schemas.microsoft.com/office/word/2006/wordml" xmlns:wps="http://schemas.microsoft.com/office/word/2010/wordprocessingShape" mc:Ignorable="w14 w15 w16se w16cid w16 w16cex w16sdtdh w16sdtfl w16du wp14">
+<w:document xmlns:wpc="http://schemas.microsoft.com/office/word/2010/wordprocessingCanvas" xmlns:cx="http://schemas.microsoft.com/office/drawing/2014/chartex" xmlns:cx1="http://schemas.microsoft.com/office/drawing/2015/9/8/chartex" xmlns:mc="http://schemas.openxmlformats.org/markup-compatibility/2006" xmlns:o="urn:schemas-microsoft-com:office:office" xmlns:r="http://schemas.openxmlformats.org/officeDocument/2006/relationships" xmlns:m="http://schemas.openxmlformats.org/officeDocument/2006/math" xmlns:v="urn:schemas-microsoft-com:vml" xmlns:wp14="http://schemas.microsoft.com/office/word/2010/wordprocessingDrawing" xmlns:wp="http://schemas.openxmlformats.org/drawingml/2006/wordprocessingDrawing" xmlns:w10="urn:schemas-microsoft-com:office:word" xmlns:w="http://schemas.openxmlformats.org/wordprocessingml/2006/main" xmlns:w14="http://schemas.microsoft.com/office/word/2010/wordml" xmlns:w15="http://schemas.microsoft.com/office/word/2012/wordml" xmlns:w16se="http://schemas.microsoft.com/office/word/2015/wordml/symex" xmlns:wpg="http://schemas.microsoft.com/office/word/2010/wordprocessingGroup" xmlns:wpi="http://schemas.microsoft.com/office/word/2010/wordprocessingInk" xmlns:wne="http://schemas.microsoft.com/office/word/2006/wordml" xmlns:wps="http://schemas.microsoft.com/office/word/2010/wordprocessingShape" mc:Ignorable="w14 w15 w16se wp14">
   <w:body>
     <w:p>
       <w:pPr>
@@ -334,7 +334,7 @@
               </wp:inline>
             </w:drawing>
           </mc:Choice>
-          <mc:Fallback>
+          <mc:Fallback xmlns:w16sdtfl="http://schemas.microsoft.com/office/word/2024/wordml/sdtformatlock" xmlns:w16sdtdh="http://schemas.microsoft.com/office/word/2020/wordml/sdtdatahash" xmlns:w16du="http://schemas.microsoft.com/office/word/2023/wordml/word16du" xmlns:w16="http://schemas.microsoft.com/office/word/2018/wordml" xmlns:w16cid="http://schemas.microsoft.com/office/word/2016/wordml/cid" xmlns:w16cex="http://schemas.microsoft.com/office/word/2018/wordml/cex" xmlns:oel="http://schemas.microsoft.com/office/2019/extlst" xmlns:am3d="http://schemas.microsoft.com/office/drawing/2017/model3d" xmlns:aink="http://schemas.microsoft.com/office/drawing/2016/ink" xmlns:cx8="http://schemas.microsoft.com/office/drawing/2016/5/14/chartex" xmlns:cx7="http://schemas.microsoft.com/office/drawing/2016/5/13/chartex" xmlns:cx6="http://schemas.microsoft.com/office/drawing/2016/5/12/chartex" xmlns:cx5="http://schemas.microsoft.com/office/drawing/2016/5/11/chartex" xmlns:cx4="http://schemas.microsoft.com/office/drawing/2016/5/10/chartex" xmlns:cx3="http://schemas.microsoft.com/office/drawing/2016/5/9/chartex" xmlns:cx2="http://schemas.microsoft.com/office/drawing/2015/10/21/chartex">
             <w:pict>
               <v:group w14:anchorId="13528CFC" id="Group 6849" o:spid="_x0000_s1026" style="width:441pt;height:3.15pt;mso-position-horizontal-relative:char;mso-position-vertical-relative:line" coordsize="56006,397" o:gfxdata="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">
                 <v:shape id="Shape 143" o:spid="_x0000_s1027" style="position:absolute;top:254;width:56006;height:143;visibility:visible;mso-wrap-style:square;v-text-anchor:top" coordsize="5600649,14351" o:gfxdata="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" path="m5600649,r,12700l,14351,,1651,5600649,xe" fillcolor="black" stroked="f" strokeweight="0">
@@ -916,17 +916,7 @@
                 <w:sz w:val="24"/>
                 <w:szCs w:val="24"/>
               </w:rPr>
-              <w:t xml:space="preserve">Горбунов </w:t>
-            </w:r>
-            <w:proofErr w:type="gramStart"/>
-            <w:r>
-              <w:rPr>
-                <w:rFonts w:ascii="Times New Roman" w:eastAsia="Times New Roman" w:hAnsi="Times New Roman" w:cs="Times New Roman"/>
-                <w:color w:val="000000"/>
-                <w:sz w:val="24"/>
-                <w:szCs w:val="24"/>
-              </w:rPr>
-              <w:t>С</w:t>
+              <w:t>Горбунов С</w:t>
             </w:r>
             <w:r>
               <w:rPr>
@@ -956,7 +946,6 @@
               </w:rPr>
               <w:t>.</w:t>
             </w:r>
-            <w:proofErr w:type="gramEnd"/>
           </w:p>
         </w:tc>
       </w:tr>
@@ -1021,7 +1010,6 @@
                 <w:rFonts w:ascii="Times New Roman" w:eastAsia="Times New Roman" w:hAnsi="Times New Roman" w:cs="Times New Roman"/>
                 <w:color w:val="000000"/>
                 <w:sz w:val="24"/>
-                <w:lang w:val="en-US"/>
               </w:rPr>
             </w:pPr>
             <w:r>
@@ -1050,6 +1038,42 @@
                 <w:szCs w:val="24"/>
               </w:rPr>
               <w:t xml:space="preserve">Ассистент </w:t>
+            </w:r>
+            <w:r>
+              <w:rPr>
+                <w:rFonts w:ascii="Times New Roman" w:eastAsia="Times New Roman" w:hAnsi="Times New Roman" w:cs="Times New Roman"/>
+                <w:color w:val="000000"/>
+                <w:sz w:val="24"/>
+                <w:szCs w:val="24"/>
+              </w:rPr>
+              <w:t xml:space="preserve">кафедры </w:t>
+            </w:r>
+            <w:r>
+              <w:rPr>
+                <w:rFonts w:ascii="Times New Roman" w:eastAsia="Times New Roman" w:hAnsi="Times New Roman" w:cs="Times New Roman"/>
+                <w:color w:val="000000"/>
+                <w:sz w:val="24"/>
+                <w:szCs w:val="24"/>
+              </w:rPr>
+              <w:t>П</w:t>
+            </w:r>
+            <w:r>
+              <w:rPr>
+                <w:rFonts w:ascii="Times New Roman" w:eastAsia="Times New Roman" w:hAnsi="Times New Roman" w:cs="Times New Roman"/>
+                <w:color w:val="000000"/>
+                <w:sz w:val="24"/>
+                <w:szCs w:val="24"/>
+              </w:rPr>
+              <w:t>.</w:t>
+            </w:r>
+            <w:r>
+              <w:rPr>
+                <w:rFonts w:ascii="Times New Roman" w:eastAsia="Times New Roman" w:hAnsi="Times New Roman" w:cs="Times New Roman"/>
+                <w:color w:val="000000"/>
+                <w:sz w:val="24"/>
+                <w:szCs w:val="24"/>
+              </w:rPr>
+              <w:t>И</w:t>
             </w:r>
           </w:p>
         </w:tc>
@@ -1085,7 +1109,6 @@
                 <w:sz w:val="24"/>
               </w:rPr>
             </w:pPr>
-            <w:proofErr w:type="spellStart"/>
             <w:r>
               <w:rPr>
                 <w:rFonts w:ascii="Times New Roman" w:eastAsia="Times New Roman" w:hAnsi="Times New Roman" w:cs="Times New Roman"/>
@@ -1093,17 +1116,7 @@
                 <w:sz w:val="24"/>
                 <w:szCs w:val="24"/>
               </w:rPr>
-              <w:t>Канарейкин</w:t>
-            </w:r>
-            <w:proofErr w:type="spellEnd"/>
-            <w:r>
-              <w:rPr>
-                <w:rFonts w:ascii="Times New Roman" w:eastAsia="Times New Roman" w:hAnsi="Times New Roman" w:cs="Times New Roman"/>
-                <w:color w:val="000000"/>
-                <w:sz w:val="24"/>
-                <w:szCs w:val="24"/>
-              </w:rPr>
-              <w:t xml:space="preserve"> Г.Л.</w:t>
+              <w:t>Канарейкин Г.Л.</w:t>
             </w:r>
           </w:p>
           <w:p>
@@ -1225,7 +1238,7 @@
           <w:lang w:eastAsia="ru-RU"/>
           <w14:ligatures w14:val="none"/>
         </w:rPr>
-        <w:t>01</w:t>
+        <w:t>30</w:t>
       </w:r>
       <w:r>
         <w:rPr>
@@ -1239,7 +1252,6 @@
         </w:rPr>
         <w:t>»</w:t>
       </w:r>
-      <w:proofErr w:type="gramStart"/>
       <w:r>
         <w:rPr>
           <w:rFonts w:ascii="Times New Roman" w:eastAsia="Times New Roman" w:hAnsi="Times New Roman" w:cs="Times New Roman"/>
@@ -1251,9 +1263,8 @@
           <w14:ligatures w14:val="none"/>
         </w:rPr>
         <w:tab/>
-        <w:t xml:space="preserve">  10</w:t>
-      </w:r>
-      <w:proofErr w:type="gramEnd"/>
+        <w:t xml:space="preserve">  9</w:t>
+      </w:r>
       <w:r>
         <w:rPr>
           <w:rFonts w:ascii="Times New Roman" w:eastAsia="Times New Roman" w:hAnsi="Times New Roman" w:cs="Times New Roman"/>
@@ -1477,31 +1488,7 @@
           <w14:ligatures w14:val="none"/>
         </w:rPr>
         <w:tab/>
-        <w:t>«_</w:t>
-      </w:r>
-      <w:proofErr w:type="gramStart"/>
-      <w:r>
-        <w:rPr>
-          <w:rFonts w:ascii="Times New Roman" w:eastAsia="Times New Roman" w:hAnsi="Times New Roman" w:cs="Times New Roman"/>
-          <w:color w:val="000000"/>
-          <w:kern w:val="0"/>
-          <w:sz w:val="24"/>
-          <w:lang w:eastAsia="ru-RU"/>
-          <w14:ligatures w14:val="none"/>
-        </w:rPr>
-        <w:t>_»_</w:t>
-      </w:r>
-      <w:proofErr w:type="gramEnd"/>
-      <w:r>
-        <w:rPr>
-          <w:rFonts w:ascii="Times New Roman" w:eastAsia="Times New Roman" w:hAnsi="Times New Roman" w:cs="Times New Roman"/>
-          <w:color w:val="000000"/>
-          <w:kern w:val="0"/>
-          <w:sz w:val="24"/>
-          <w:lang w:eastAsia="ru-RU"/>
-          <w14:ligatures w14:val="none"/>
-        </w:rPr>
-        <w:t>______202</w:t>
+        <w:t>«__»_______202</w:t>
       </w:r>
       <w:r>
         <w:rPr>
@@ -1633,8 +1620,6 @@
         <w:spacing w:after="14" w:line="240" w:lineRule="auto"/>
         <w:ind w:right="270" w:firstLine="709"/>
         <w:jc w:val="both"/>
-      </w:pPr>
-      <w:r>
         <w:rPr>
           <w:rFonts w:ascii="Times New Roman" w:eastAsia="Times New Roman" w:hAnsi="Times New Roman" w:cs="Times New Roman"/>
           <w:color w:val="000000"/>
@@ -1643,8 +1628,32 @@
           <w:szCs w:val="24"/>
           <w:lang w:eastAsia="ru-RU"/>
         </w:rPr>
+      </w:pPr>
+      <w:r>
+        <w:rPr>
+          <w:rFonts w:ascii="Times New Roman" w:eastAsia="Times New Roman" w:hAnsi="Times New Roman" w:cs="Times New Roman"/>
+          <w:color w:val="000000"/>
+          <w:kern w:val="0"/>
+          <w:sz w:val="24"/>
+          <w:szCs w:val="24"/>
+          <w:lang w:eastAsia="ru-RU"/>
+        </w:rPr>
         <w:lastRenderedPageBreak/>
-        <w:t>Тема: «Определение основания позиционной системы счисления по арифметическому равенству»</w:t>
+        <w:t>Тема: «</w:t>
+      </w:r>
+      <w:r>
+        <w:t>ОПРЕДЕЛЕНИЕ ОСНОВАНИЯ ПОЗИЦИОННОЙ СИСТЕМЫ СЧИСЛЕНИЯ ПО АРИФМЕТИЧЕСКОМУ РАВЕНСТВУ</w:t>
+      </w:r>
+      <w:r>
+        <w:rPr>
+          <w:rFonts w:ascii="Times New Roman" w:eastAsia="Times New Roman" w:hAnsi="Times New Roman" w:cs="Times New Roman"/>
+          <w:color w:val="000000"/>
+          <w:kern w:val="0"/>
+          <w:sz w:val="24"/>
+          <w:szCs w:val="24"/>
+          <w:lang w:eastAsia="ru-RU"/>
+        </w:rPr>
+        <w:t>»</w:t>
       </w:r>
     </w:p>
     <w:p>
@@ -1672,15 +1681,7 @@
         <w:jc w:val="both"/>
       </w:pPr>
       <w:r>
-        <w:rPr>
-          <w:rFonts w:ascii="Times New Roman" w:eastAsia="Times New Roman" w:hAnsi="Times New Roman" w:cs="Times New Roman"/>
-          <w:color w:val="000000"/>
-          <w:kern w:val="0"/>
-          <w:sz w:val="24"/>
-          <w:szCs w:val="24"/>
-          <w:lang w:eastAsia="ru-RU"/>
-        </w:rPr>
-        <w:t>Освоить представление чисел в позиционных системах счисления и перевод числа из системы с произвольным основанием в десятичную; научиться составлять алгоритмы перебора и проверки допустимых значений, обрабатывать строковые выражения и анализировать количество решений уравнения на конечном множестве целых значений.</w:t>
+        <w:t xml:space="preserve">• представление чисел, записанных в позиционных системах счисления; </w:t>
       </w:r>
     </w:p>
     <w:p>
@@ -1690,6 +1691,34 @@
         <w:jc w:val="both"/>
       </w:pPr>
       <w:r>
+        <w:t xml:space="preserve">• перевод числа из системы счисления с произвольным основанием в десятичную; </w:t>
+      </w:r>
+    </w:p>
+    <w:p>
+      <w:pPr>
+        <w:spacing w:after="14" w:line="240" w:lineRule="auto"/>
+        <w:ind w:right="270" w:firstLine="709"/>
+        <w:jc w:val="both"/>
+      </w:pPr>
+      <w:r>
+        <w:t xml:space="preserve">• составления алгоритмов перебора и проверки допустимых значений; </w:t>
+      </w:r>
+    </w:p>
+    <w:p>
+      <w:pPr>
+        <w:spacing w:after="14" w:line="240" w:lineRule="auto"/>
+        <w:ind w:right="270" w:firstLine="709"/>
+        <w:jc w:val="both"/>
+      </w:pPr>
+      <w:r>
+        <w:t xml:space="preserve">• обработки строковых выражений и данных в формате CSV; </w:t>
+      </w:r>
+    </w:p>
+    <w:p>
+      <w:pPr>
+        <w:spacing w:after="14" w:line="240" w:lineRule="auto"/>
+        <w:ind w:right="270" w:firstLine="709"/>
+        <w:jc w:val="both"/>
         <w:rPr>
           <w:rFonts w:ascii="Times New Roman" w:eastAsia="Times New Roman" w:hAnsi="Times New Roman" w:cs="Times New Roman"/>
           <w:color w:val="000000"/>
@@ -1698,8 +1727,17 @@
           <w:szCs w:val="24"/>
           <w:lang w:eastAsia="ru-RU"/>
         </w:rPr>
-        <w:t>Индивидуальный вариант: № 006 (последние три цифры студенческого билета).</w:t>
-      </w:r>
+      </w:pPr>
+      <w:r>
+        <w:t>• анализ количества решений уравнения на конечном множестве целых значений.</w:t>
+      </w:r>
+    </w:p>
+    <w:p>
+      <w:pPr>
+        <w:spacing w:after="14" w:line="240" w:lineRule="auto"/>
+        <w:ind w:right="270" w:firstLine="709"/>
+        <w:jc w:val="both"/>
+      </w:pPr>
     </w:p>
     <w:p>
       <w:pPr>
@@ -1707,8 +1745,6 @@
         <w:spacing w:after="14" w:line="240" w:lineRule="auto"/>
         <w:ind w:right="270" w:firstLine="709"/>
         <w:jc w:val="both"/>
-      </w:pPr>
-      <w:r>
         <w:rPr>
           <w:rFonts w:ascii="Times New Roman" w:eastAsia="Times New Roman" w:hAnsi="Times New Roman" w:cs="Times New Roman"/>
           <w:color w:val="000000"/>
@@ -1717,14 +1753,6 @@
           <w:szCs w:val="24"/>
           <w:lang w:eastAsia="ru-RU"/>
         </w:rPr>
-        <w:t>Исходное равенство:</w:t>
-      </w:r>
-    </w:p>
-    <w:p>
-      <w:pPr>
-        <w:spacing w:before="40" w:after="40" w:line="240" w:lineRule="auto"/>
-        <w:ind w:right="270"/>
-        <w:jc w:val="center"/>
       </w:pPr>
       <w:r>
         <w:rPr>
@@ -1735,148 +1763,8 @@
           <w:szCs w:val="24"/>
           <w:lang w:eastAsia="ru-RU"/>
         </w:rPr>
-        <w:t>229 · 83</w:t>
-      </w:r>
-      <w:r>
-        <w:rPr>
-          <w:rFonts w:ascii="Times New Roman" w:eastAsia="Times New Roman" w:hAnsi="Times New Roman" w:cs="Times New Roman"/>
-          <w:color w:val="000000"/>
-          <w:kern w:val="0"/>
-          <w:sz w:val="24"/>
-          <w:szCs w:val="24"/>
-          <w:vertAlign w:val="subscript"/>
-          <w:lang w:eastAsia="ru-RU"/>
-        </w:rPr>
-        <w:t>p</w:t>
-      </w:r>
-      <w:r>
-        <w:rPr>
-          <w:rFonts w:ascii="Times New Roman" w:eastAsia="Times New Roman" w:hAnsi="Times New Roman" w:cs="Times New Roman"/>
-          <w:color w:val="000000"/>
-          <w:kern w:val="0"/>
-          <w:sz w:val="24"/>
-          <w:szCs w:val="24"/>
-          <w:lang w:eastAsia="ru-RU"/>
-        </w:rPr>
-        <w:t xml:space="preserve"> + 726 · 458</w:t>
-      </w:r>
-      <w:r>
-        <w:rPr>
-          <w:rFonts w:ascii="Times New Roman" w:eastAsia="Times New Roman" w:hAnsi="Times New Roman" w:cs="Times New Roman"/>
-          <w:color w:val="000000"/>
-          <w:kern w:val="0"/>
-          <w:sz w:val="24"/>
-          <w:szCs w:val="24"/>
-          <w:vertAlign w:val="subscript"/>
-          <w:lang w:eastAsia="ru-RU"/>
-        </w:rPr>
-        <w:t>p</w:t>
-      </w:r>
-      <w:r>
-        <w:rPr>
-          <w:rFonts w:ascii="Times New Roman" w:eastAsia="Times New Roman" w:hAnsi="Times New Roman" w:cs="Times New Roman"/>
-          <w:color w:val="000000"/>
-          <w:kern w:val="0"/>
-          <w:sz w:val="24"/>
-          <w:szCs w:val="24"/>
-          <w:lang w:eastAsia="ru-RU"/>
-        </w:rPr>
-        <w:t xml:space="preserve"> = 545 · 644</w:t>
-      </w:r>
-      <w:r>
-        <w:rPr>
-          <w:rFonts w:ascii="Times New Roman" w:eastAsia="Times New Roman" w:hAnsi="Times New Roman" w:cs="Times New Roman"/>
-          <w:color w:val="000000"/>
-          <w:kern w:val="0"/>
-          <w:sz w:val="24"/>
-          <w:szCs w:val="24"/>
-          <w:vertAlign w:val="subscript"/>
-          <w:lang w:eastAsia="ru-RU"/>
-        </w:rPr>
-        <w:t>p</w:t>
-      </w:r>
-      <w:r>
-        <w:rPr>
-          <w:rFonts w:ascii="Times New Roman" w:eastAsia="Times New Roman" w:hAnsi="Times New Roman" w:cs="Times New Roman"/>
-          <w:color w:val="000000"/>
-          <w:kern w:val="0"/>
-          <w:sz w:val="24"/>
-          <w:szCs w:val="24"/>
-          <w:lang w:eastAsia="ru-RU"/>
-        </w:rPr>
-        <w:t xml:space="preserve"> + 535</w:t>
-      </w:r>
-      <w:r>
-        <w:rPr>
-          <w:rFonts w:ascii="Times New Roman" w:eastAsia="Times New Roman" w:hAnsi="Times New Roman" w:cs="Times New Roman"/>
-          <w:color w:val="000000"/>
-          <w:kern w:val="0"/>
-          <w:sz w:val="24"/>
-          <w:szCs w:val="24"/>
-          <w:vertAlign w:val="subscript"/>
-          <w:lang w:eastAsia="ru-RU"/>
-        </w:rPr>
-        <w:t>p</w:t>
-      </w:r>
-      <w:r>
-        <w:rPr>
-          <w:rFonts w:ascii="Times New Roman" w:eastAsia="Times New Roman" w:hAnsi="Times New Roman" w:cs="Times New Roman"/>
-          <w:color w:val="000000"/>
-          <w:kern w:val="0"/>
-          <w:sz w:val="24"/>
-          <w:szCs w:val="24"/>
-          <w:lang w:eastAsia="ru-RU"/>
-        </w:rPr>
-        <w:t>,</w:t>
-      </w:r>
-    </w:p>
-    <w:p>
-      <w:pPr>
-        <w:spacing w:after="14" w:line="240" w:lineRule="auto"/>
-        <w:ind w:right="270" w:firstLine="709"/>
-        <w:jc w:val="both"/>
-        <w:rPr>
-          <w:rFonts w:ascii="Times New Roman" w:eastAsia="Times New Roman" w:hAnsi="Times New Roman" w:cs="Times New Roman"/>
-          <w:color w:val="000000"/>
-          <w:kern w:val="0"/>
-          <w:sz w:val="24"/>
-          <w:szCs w:val="24"/>
-          <w:lang w:eastAsia="ru-RU"/>
-        </w:rPr>
-      </w:pPr>
-      <w:r>
-        <w:rPr>
-          <w:rFonts w:ascii="Times New Roman" w:eastAsia="Times New Roman" w:hAnsi="Times New Roman" w:cs="Times New Roman"/>
-          <w:color w:val="000000"/>
-          <w:kern w:val="0"/>
-          <w:sz w:val="24"/>
-          <w:szCs w:val="24"/>
-          <w:lang w:eastAsia="ru-RU"/>
-        </w:rPr>
-        <w:t>где p ∈ [2, 36] – неизвестное основание системы счисления.</w:t>
-      </w:r>
-    </w:p>
-    <w:p>
-      <w:pPr>
-        <w:spacing w:after="14" w:line="240" w:lineRule="auto"/>
-        <w:ind w:right="270" w:firstLine="709"/>
-        <w:jc w:val="both"/>
-        <w:rPr>
-          <w:rFonts w:ascii="Times New Roman" w:eastAsia="Times New Roman" w:hAnsi="Times New Roman" w:cs="Times New Roman"/>
-          <w:color w:val="000000"/>
-          <w:kern w:val="0"/>
-          <w:sz w:val="24"/>
-          <w:szCs w:val="24"/>
-          <w:lang w:eastAsia="ru-RU"/>
-        </w:rPr>
-      </w:pPr>
-    </w:p>
-    <w:p>
-      <w:pPr>
-        <w:spacing w:after="14" w:line="240" w:lineRule="auto"/>
-        <w:ind w:right="270" w:firstLine="709"/>
-        <w:jc w:val="both"/>
-      </w:pPr>
+        <w:t>Задание №1</w:t>
+      </w:r>
     </w:p>
     <w:p>
       <w:pPr>
@@ -1902,7 +1790,379 @@
           <w:szCs w:val="24"/>
           <w:lang w:eastAsia="ru-RU"/>
         </w:rPr>
-        <w:t>Задание №1. Определение основания системы счисления</w:t>
+        <w:drawing>
+          <wp:inline distT="0" distB="0" distL="0" distR="0" wp14:anchorId="5EE7E121" wp14:editId="4956BD6B">
+            <wp:extent cx="6119495" cy="1141730"/>
+            <wp:effectExtent l="0" t="0" r="0" b="1270"/>
+            <wp:docPr id="2" name="Рисунок 2"/>
+            <wp:cNvGraphicFramePr>
+              <a:graphicFrameLocks xmlns:a="http://schemas.openxmlformats.org/drawingml/2006/main" noChangeAspect="1"/>
+            </wp:cNvGraphicFramePr>
+            <a:graphic xmlns:a="http://schemas.openxmlformats.org/drawingml/2006/main">
+              <a:graphicData uri="http://schemas.openxmlformats.org/drawingml/2006/picture">
+                <pic:pic xmlns:pic="http://schemas.openxmlformats.org/drawingml/2006/picture">
+                  <pic:nvPicPr>
+                    <pic:cNvPr id="1" name=""/>
+                    <pic:cNvPicPr/>
+                  </pic:nvPicPr>
+                  <pic:blipFill>
+                    <a:blip r:embed="rId8"/>
+                    <a:stretch>
+                      <a:fillRect/>
+                    </a:stretch>
+                  </pic:blipFill>
+                  <pic:spPr>
+                    <a:xfrm>
+                      <a:off x="0" y="0"/>
+                      <a:ext cx="6119495" cy="1141730"/>
+                    </a:xfrm>
+                    <a:prstGeom prst="rect">
+                      <a:avLst/>
+                    </a:prstGeom>
+                  </pic:spPr>
+                </pic:pic>
+              </a:graphicData>
+            </a:graphic>
+          </wp:inline>
+        </w:drawing>
+      </w:r>
+    </w:p>
+    <w:p>
+      <w:pPr>
+        <w:spacing w:before="40" w:after="40" w:line="240" w:lineRule="auto"/>
+        <w:ind w:right="270"/>
+        <w:rPr>
+          <w:rFonts w:ascii="Times New Roman" w:eastAsia="Times New Roman" w:hAnsi="Times New Roman" w:cs="Times New Roman"/>
+          <w:color w:val="000000"/>
+          <w:kern w:val="0"/>
+          <w:sz w:val="24"/>
+          <w:szCs w:val="24"/>
+          <w:lang w:eastAsia="ru-RU"/>
+        </w:rPr>
+      </w:pPr>
+      <w:r>
+        <w:rPr>
+          <w:rFonts w:ascii="Times New Roman" w:eastAsia="Times New Roman" w:hAnsi="Times New Roman" w:cs="Times New Roman"/>
+          <w:color w:val="000000"/>
+          <w:kern w:val="0"/>
+          <w:sz w:val="24"/>
+          <w:szCs w:val="24"/>
+          <w:lang w:eastAsia="ru-RU"/>
+        </w:rPr>
+        <w:drawing>
+          <wp:inline distT="0" distB="0" distL="0" distR="0" wp14:anchorId="5BC9FE1B" wp14:editId="5F3E5263">
+            <wp:extent cx="6133396" cy="4632442"/>
+            <wp:effectExtent l="0" t="0" r="1270" b="0"/>
+            <wp:docPr id="1" name="Рисунок 1"/>
+            <wp:cNvGraphicFramePr>
+              <a:graphicFrameLocks xmlns:a="http://schemas.openxmlformats.org/drawingml/2006/main" noChangeAspect="1"/>
+            </wp:cNvGraphicFramePr>
+            <a:graphic xmlns:a="http://schemas.openxmlformats.org/drawingml/2006/main">
+              <a:graphicData uri="http://schemas.openxmlformats.org/drawingml/2006/picture">
+                <pic:pic xmlns:pic="http://schemas.openxmlformats.org/drawingml/2006/picture">
+                  <pic:nvPicPr>
+                    <pic:cNvPr id="1" name=""/>
+                    <pic:cNvPicPr/>
+                  </pic:nvPicPr>
+                  <pic:blipFill>
+                    <a:blip r:embed="rId9"/>
+                    <a:stretch>
+                      <a:fillRect/>
+                    </a:stretch>
+                  </pic:blipFill>
+                  <pic:spPr>
+                    <a:xfrm>
+                      <a:off x="0" y="0"/>
+                      <a:ext cx="6260367" cy="4728341"/>
+                    </a:xfrm>
+                    <a:prstGeom prst="rect">
+                      <a:avLst/>
+                    </a:prstGeom>
+                  </pic:spPr>
+                </pic:pic>
+              </a:graphicData>
+            </a:graphic>
+          </wp:inline>
+        </w:drawing>
+      </w:r>
+    </w:p>
+    <w:p>
+      <w:pPr>
+        <w:spacing w:before="40" w:after="40" w:line="240" w:lineRule="auto"/>
+        <w:ind w:right="270"/>
+        <w:jc w:val="center"/>
+      </w:pPr>
+    </w:p>
+    <w:p>
+      <w:pPr>
+        <w:spacing w:after="14" w:line="240" w:lineRule="auto"/>
+        <w:ind w:right="270" w:firstLine="709"/>
+        <w:jc w:val="both"/>
+        <w:rPr>
+          <w:rFonts w:ascii="Times New Roman" w:eastAsia="Times New Roman" w:hAnsi="Times New Roman" w:cs="Times New Roman"/>
+          <w:b/>
+          <w:color w:val="000000"/>
+          <w:kern w:val="0"/>
+          <w:sz w:val="24"/>
+          <w:szCs w:val="24"/>
+          <w:lang w:eastAsia="ru-RU"/>
+        </w:rPr>
+      </w:pPr>
+    </w:p>
+    <w:p>
+      <w:pPr>
+        <w:spacing w:after="14" w:line="240" w:lineRule="auto"/>
+        <w:ind w:right="270" w:firstLine="709"/>
+        <w:jc w:val="both"/>
+        <w:rPr>
+          <w:rFonts w:ascii="Times New Roman" w:eastAsia="Times New Roman" w:hAnsi="Times New Roman" w:cs="Times New Roman"/>
+          <w:color w:val="000000"/>
+          <w:kern w:val="0"/>
+          <w:sz w:val="24"/>
+          <w:szCs w:val="24"/>
+          <w:lang w:eastAsia="ru-RU"/>
+        </w:rPr>
+      </w:pPr>
+    </w:p>
+    <w:p>
+      <w:pPr>
+        <w:spacing w:after="14" w:line="240" w:lineRule="auto"/>
+        <w:ind w:right="270" w:firstLine="709"/>
+        <w:jc w:val="both"/>
+        <w:rPr>
+          <w:rFonts w:ascii="Times New Roman" w:eastAsia="Times New Roman" w:hAnsi="Times New Roman" w:cs="Times New Roman"/>
+          <w:color w:val="000000"/>
+          <w:kern w:val="0"/>
+          <w:sz w:val="24"/>
+          <w:szCs w:val="24"/>
+          <w:lang w:eastAsia="ru-RU"/>
+        </w:rPr>
+      </w:pPr>
+    </w:p>
+    <w:p>
+      <w:pPr>
+        <w:spacing w:after="14" w:line="240" w:lineRule="auto"/>
+        <w:ind w:right="270" w:firstLine="709"/>
+        <w:jc w:val="both"/>
+        <w:rPr>
+          <w:rFonts w:ascii="Times New Roman" w:eastAsia="Times New Roman" w:hAnsi="Times New Roman" w:cs="Times New Roman"/>
+          <w:color w:val="000000"/>
+          <w:kern w:val="0"/>
+          <w:sz w:val="24"/>
+          <w:szCs w:val="24"/>
+          <w:lang w:eastAsia="ru-RU"/>
+        </w:rPr>
+      </w:pPr>
+    </w:p>
+    <w:p>
+      <w:pPr>
+        <w:spacing w:after="14" w:line="240" w:lineRule="auto"/>
+        <w:ind w:right="270" w:firstLine="709"/>
+        <w:jc w:val="both"/>
+        <w:rPr>
+          <w:rFonts w:ascii="Times New Roman" w:eastAsia="Times New Roman" w:hAnsi="Times New Roman" w:cs="Times New Roman"/>
+          <w:color w:val="000000"/>
+          <w:kern w:val="0"/>
+          <w:sz w:val="24"/>
+          <w:szCs w:val="24"/>
+          <w:lang w:eastAsia="ru-RU"/>
+        </w:rPr>
+      </w:pPr>
+    </w:p>
+    <w:p>
+      <w:pPr>
+        <w:spacing w:after="14" w:line="240" w:lineRule="auto"/>
+        <w:ind w:right="270" w:firstLine="709"/>
+        <w:jc w:val="both"/>
+        <w:rPr>
+          <w:rFonts w:ascii="Times New Roman" w:eastAsia="Times New Roman" w:hAnsi="Times New Roman" w:cs="Times New Roman"/>
+          <w:color w:val="000000"/>
+          <w:kern w:val="0"/>
+          <w:sz w:val="24"/>
+          <w:szCs w:val="24"/>
+          <w:lang w:eastAsia="ru-RU"/>
+        </w:rPr>
+      </w:pPr>
+    </w:p>
+    <w:p>
+      <w:pPr>
+        <w:spacing w:after="14" w:line="240" w:lineRule="auto"/>
+        <w:ind w:right="270" w:firstLine="709"/>
+        <w:jc w:val="both"/>
+        <w:rPr>
+          <w:rFonts w:ascii="Times New Roman" w:eastAsia="Times New Roman" w:hAnsi="Times New Roman" w:cs="Times New Roman"/>
+          <w:color w:val="000000"/>
+          <w:kern w:val="0"/>
+          <w:sz w:val="24"/>
+          <w:szCs w:val="24"/>
+          <w:lang w:eastAsia="ru-RU"/>
+        </w:rPr>
+      </w:pPr>
+      <w:r>
+        <w:rPr>
+          <w:rFonts w:ascii="Times New Roman" w:eastAsia="Times New Roman" w:hAnsi="Times New Roman" w:cs="Times New Roman"/>
+          <w:color w:val="000000"/>
+          <w:kern w:val="0"/>
+          <w:sz w:val="24"/>
+          <w:szCs w:val="24"/>
+          <w:lang w:eastAsia="ru-RU"/>
+        </w:rPr>
+        <w:lastRenderedPageBreak/>
+        <w:t>Задание №2</w:t>
+      </w:r>
+    </w:p>
+    <w:p>
+      <w:pPr>
+        <w:spacing w:after="14" w:line="240" w:lineRule="auto"/>
+        <w:ind w:right="270" w:firstLine="709"/>
+        <w:jc w:val="both"/>
+        <w:rPr>
+          <w:rFonts w:ascii="Times New Roman" w:eastAsia="Times New Roman" w:hAnsi="Times New Roman" w:cs="Times New Roman"/>
+          <w:color w:val="000000"/>
+          <w:kern w:val="0"/>
+          <w:sz w:val="24"/>
+          <w:szCs w:val="24"/>
+          <w:lang w:eastAsia="ru-RU"/>
+        </w:rPr>
+      </w:pPr>
+      <w:r>
+        <w:t xml:space="preserve">Представить каждое число с индексом в виде многочлена от </w:t>
+      </w:r>
+      <w:r>
+        <w:rPr>
+          <w:rFonts w:ascii="Cambria Math" w:hAnsi="Cambria Math" w:cs="Cambria Math"/>
+        </w:rPr>
+        <w:t>𝑝</w:t>
+      </w:r>
+      <w:r>
+        <w:t>.</w:t>
+      </w:r>
+    </w:p>
+    <w:p>
+      <w:pPr>
+        <w:spacing w:after="14" w:line="240" w:lineRule="auto"/>
+        <w:ind w:right="270" w:firstLine="709"/>
+        <w:jc w:val="both"/>
+        <w:rPr>
+          <w:rFonts w:ascii="Times New Roman" w:eastAsia="Times New Roman" w:hAnsi="Times New Roman" w:cs="Times New Roman"/>
+          <w:b/>
+          <w:color w:val="000000"/>
+          <w:kern w:val="0"/>
+          <w:sz w:val="24"/>
+          <w:szCs w:val="24"/>
+          <w:lang w:eastAsia="ru-RU"/>
+        </w:rPr>
+      </w:pPr>
+      <w:r>
+        <w:rPr>
+          <w:rFonts w:ascii="Times New Roman" w:eastAsia="Times New Roman" w:hAnsi="Times New Roman" w:cs="Times New Roman"/>
+          <w:b/>
+          <w:color w:val="000000"/>
+          <w:kern w:val="0"/>
+          <w:sz w:val="24"/>
+          <w:szCs w:val="24"/>
+          <w:lang w:eastAsia="ru-RU"/>
+        </w:rPr>
+        <w:drawing>
+          <wp:inline distT="0" distB="0" distL="0" distR="0" wp14:anchorId="2D5AD561" wp14:editId="1322A684">
+            <wp:extent cx="5169925" cy="704917"/>
+            <wp:effectExtent l="0" t="0" r="0" b="0"/>
+            <wp:docPr id="3" name="Рисунок 3"/>
+            <wp:cNvGraphicFramePr>
+              <a:graphicFrameLocks xmlns:a="http://schemas.openxmlformats.org/drawingml/2006/main" noChangeAspect="1"/>
+            </wp:cNvGraphicFramePr>
+            <a:graphic xmlns:a="http://schemas.openxmlformats.org/drawingml/2006/main">
+              <a:graphicData uri="http://schemas.openxmlformats.org/drawingml/2006/picture">
+                <pic:pic xmlns:pic="http://schemas.openxmlformats.org/drawingml/2006/picture">
+                  <pic:nvPicPr>
+                    <pic:cNvPr id="1" name=""/>
+                    <pic:cNvPicPr/>
+                  </pic:nvPicPr>
+                  <pic:blipFill>
+                    <a:blip r:embed="rId10"/>
+                    <a:stretch>
+                      <a:fillRect/>
+                    </a:stretch>
+                  </pic:blipFill>
+                  <pic:spPr>
+                    <a:xfrm>
+                      <a:off x="0" y="0"/>
+                      <a:ext cx="5613885" cy="765451"/>
+                    </a:xfrm>
+                    <a:prstGeom prst="rect">
+                      <a:avLst/>
+                    </a:prstGeom>
+                  </pic:spPr>
+                </pic:pic>
+              </a:graphicData>
+            </a:graphic>
+          </wp:inline>
+        </w:drawing>
+      </w:r>
+    </w:p>
+    <w:p>
+      <w:pPr>
+        <w:spacing w:before="40" w:after="40" w:line="240" w:lineRule="auto"/>
+        <w:ind w:right="270"/>
+        <w:rPr>
+          <w:lang w:val="en-US"/>
+        </w:rPr>
+      </w:pPr>
+      <w:r>
+        <w:rPr>
+          <w:rFonts w:ascii="Times New Roman" w:eastAsia="Times New Roman" w:hAnsi="Times New Roman" w:cs="Times New Roman"/>
+          <w:color w:val="000000"/>
+          <w:kern w:val="0"/>
+          <w:sz w:val="24"/>
+          <w:szCs w:val="24"/>
+          <w:lang w:val="en-US" w:eastAsia="ru-RU"/>
+        </w:rPr>
+        <w:tab/>
+      </w:r>
+      <w:r>
+        <w:rPr>
+          <w:rFonts w:ascii="Times New Roman" w:eastAsia="Times New Roman" w:hAnsi="Times New Roman" w:cs="Times New Roman"/>
+          <w:color w:val="000000"/>
+          <w:kern w:val="0"/>
+          <w:sz w:val="24"/>
+          <w:szCs w:val="24"/>
+          <w:lang w:val="en-US" w:eastAsia="ru-RU"/>
+        </w:rPr>
+        <w:drawing>
+          <wp:inline distT="0" distB="0" distL="0" distR="0" wp14:anchorId="19EAF33D" wp14:editId="5C4EBAAA">
+            <wp:extent cx="3808970" cy="2860384"/>
+            <wp:effectExtent l="0" t="0" r="1270" b="0"/>
+            <wp:docPr id="4" name="Рисунок 4"/>
+            <wp:cNvGraphicFramePr>
+              <a:graphicFrameLocks xmlns:a="http://schemas.openxmlformats.org/drawingml/2006/main" noChangeAspect="1"/>
+            </wp:cNvGraphicFramePr>
+            <a:graphic xmlns:a="http://schemas.openxmlformats.org/drawingml/2006/main">
+              <a:graphicData uri="http://schemas.openxmlformats.org/drawingml/2006/picture">
+                <pic:pic xmlns:pic="http://schemas.openxmlformats.org/drawingml/2006/picture">
+                  <pic:nvPicPr>
+                    <pic:cNvPr id="1" name=""/>
+                    <pic:cNvPicPr/>
+                  </pic:nvPicPr>
+                  <pic:blipFill>
+                    <a:blip r:embed="rId11"/>
+                    <a:stretch>
+                      <a:fillRect/>
+                    </a:stretch>
+                  </pic:blipFill>
+                  <pic:spPr>
+                    <a:xfrm>
+                      <a:off x="0" y="0"/>
+                      <a:ext cx="3844057" cy="2886733"/>
+                    </a:xfrm>
+                    <a:prstGeom prst="rect">
+                      <a:avLst/>
+                    </a:prstGeom>
+                  </pic:spPr>
+                </pic:pic>
+              </a:graphicData>
+            </a:graphic>
+          </wp:inline>
+        </w:drawing>
       </w:r>
     </w:p>
     <w:p>
@@ -1911,26 +2171,15 @@
         <w:spacing w:after="14" w:line="240" w:lineRule="auto"/>
         <w:ind w:right="270" w:firstLine="709"/>
         <w:jc w:val="both"/>
-      </w:pPr>
-    </w:p>
-    <w:p>
-      <w:pPr>
-        <w:spacing w:after="14" w:line="240" w:lineRule="auto"/>
-        <w:ind w:right="270" w:firstLine="709"/>
-        <w:jc w:val="both"/>
-      </w:pPr>
-      <w:r>
-        <w:rPr>
-          <w:rFonts w:ascii="Times New Roman" w:eastAsia="Times New Roman" w:hAnsi="Times New Roman" w:cs="Times New Roman"/>
-          <w:b/>
+        <w:rPr>
+          <w:rFonts w:ascii="Times New Roman" w:eastAsia="Times New Roman" w:hAnsi="Times New Roman" w:cs="Times New Roman"/>
           <w:color w:val="000000"/>
           <w:kern w:val="0"/>
           <w:sz w:val="24"/>
           <w:szCs w:val="24"/>
-          <w:lang w:eastAsia="ru-RU"/>
-        </w:rPr>
-        <w:t>1. Минимально допустимое основание.</w:t>
-      </w:r>
+          <w:lang w:val="en-US" w:eastAsia="ru-RU"/>
+        </w:rPr>
+      </w:pPr>
       <w:r>
         <w:rPr>
           <w:rFonts w:ascii="Times New Roman" w:eastAsia="Times New Roman" w:hAnsi="Times New Roman" w:cs="Times New Roman"/>
@@ -1940,7 +2189,7 @@
           <w:szCs w:val="24"/>
           <w:lang w:eastAsia="ru-RU"/>
         </w:rPr>
-        <w:t xml:space="preserve"> В записях 83</w:t>
+        <w:t xml:space="preserve">Задание № </w:t>
       </w:r>
       <w:r>
         <w:rPr>
@@ -1949,10 +2198,9 @@
           <w:kern w:val="0"/>
           <w:sz w:val="24"/>
           <w:szCs w:val="24"/>
-          <w:vertAlign w:val="subscript"/>
-          <w:lang w:eastAsia="ru-RU"/>
-        </w:rPr>
-        <w:t>p</w:t>
+          <w:lang w:eastAsia="ru-RU"/>
+        </w:rPr>
+        <w:t>3</w:t>
       </w:r>
       <w:r>
         <w:rPr>
@@ -1961,717 +2209,10 @@
           <w:kern w:val="0"/>
           <w:sz w:val="24"/>
           <w:szCs w:val="24"/>
-          <w:lang w:eastAsia="ru-RU"/>
-        </w:rPr>
-        <w:t>, 458</w:t>
-      </w:r>
-      <w:r>
-        <w:rPr>
-          <w:rFonts w:ascii="Times New Roman" w:eastAsia="Times New Roman" w:hAnsi="Times New Roman" w:cs="Times New Roman"/>
-          <w:color w:val="000000"/>
-          <w:kern w:val="0"/>
-          <w:sz w:val="24"/>
-          <w:szCs w:val="24"/>
-          <w:vertAlign w:val="subscript"/>
-          <w:lang w:eastAsia="ru-RU"/>
-        </w:rPr>
-        <w:t>p</w:t>
-      </w:r>
-      <w:r>
-        <w:rPr>
-          <w:rFonts w:ascii="Times New Roman" w:eastAsia="Times New Roman" w:hAnsi="Times New Roman" w:cs="Times New Roman"/>
-          <w:color w:val="000000"/>
-          <w:kern w:val="0"/>
-          <w:sz w:val="24"/>
-          <w:szCs w:val="24"/>
-          <w:lang w:eastAsia="ru-RU"/>
-        </w:rPr>
-        <w:t>, 644</w:t>
-      </w:r>
-      <w:r>
-        <w:rPr>
-          <w:rFonts w:ascii="Times New Roman" w:eastAsia="Times New Roman" w:hAnsi="Times New Roman" w:cs="Times New Roman"/>
-          <w:color w:val="000000"/>
-          <w:kern w:val="0"/>
-          <w:sz w:val="24"/>
-          <w:szCs w:val="24"/>
-          <w:vertAlign w:val="subscript"/>
-          <w:lang w:eastAsia="ru-RU"/>
-        </w:rPr>
-        <w:t>p</w:t>
-      </w:r>
-      <w:r>
-        <w:rPr>
-          <w:rFonts w:ascii="Times New Roman" w:eastAsia="Times New Roman" w:hAnsi="Times New Roman" w:cs="Times New Roman"/>
-          <w:color w:val="000000"/>
-          <w:kern w:val="0"/>
-          <w:sz w:val="24"/>
-          <w:szCs w:val="24"/>
-          <w:lang w:eastAsia="ru-RU"/>
-        </w:rPr>
-        <w:t xml:space="preserve"> и 535</w:t>
-      </w:r>
-      <w:r>
-        <w:rPr>
-          <w:rFonts w:ascii="Times New Roman" w:eastAsia="Times New Roman" w:hAnsi="Times New Roman" w:cs="Times New Roman"/>
-          <w:color w:val="000000"/>
-          <w:kern w:val="0"/>
-          <w:sz w:val="24"/>
-          <w:szCs w:val="24"/>
-          <w:vertAlign w:val="subscript"/>
-          <w:lang w:eastAsia="ru-RU"/>
-        </w:rPr>
-        <w:t>p</w:t>
-      </w:r>
-      <w:r>
-        <w:rPr>
-          <w:rFonts w:ascii="Times New Roman" w:eastAsia="Times New Roman" w:hAnsi="Times New Roman" w:cs="Times New Roman"/>
-          <w:color w:val="000000"/>
-          <w:kern w:val="0"/>
-          <w:sz w:val="24"/>
-          <w:szCs w:val="24"/>
-          <w:lang w:eastAsia="ru-RU"/>
-        </w:rPr>
-        <w:t xml:space="preserve"> наибольшей является цифра 8, поэтому d</w:t>
-      </w:r>
-      <w:r>
-        <w:rPr>
-          <w:rFonts w:ascii="Times New Roman" w:eastAsia="Times New Roman" w:hAnsi="Times New Roman" w:cs="Times New Roman"/>
-          <w:color w:val="000000"/>
-          <w:kern w:val="0"/>
-          <w:sz w:val="24"/>
-          <w:szCs w:val="24"/>
-          <w:vertAlign w:val="subscript"/>
-          <w:lang w:eastAsia="ru-RU"/>
-        </w:rPr>
-        <w:t>max</w:t>
-      </w:r>
-      <w:r>
-        <w:rPr>
-          <w:rFonts w:ascii="Times New Roman" w:eastAsia="Times New Roman" w:hAnsi="Times New Roman" w:cs="Times New Roman"/>
-          <w:color w:val="000000"/>
-          <w:kern w:val="0"/>
-          <w:sz w:val="24"/>
-          <w:szCs w:val="24"/>
-          <w:lang w:eastAsia="ru-RU"/>
-        </w:rPr>
-        <w:t xml:space="preserve"> = 8 и</w:t>
-      </w:r>
-    </w:p>
-    <w:p>
-      <w:pPr>
-        <w:spacing w:before="40" w:after="40" w:line="240" w:lineRule="auto"/>
-        <w:ind w:right="270"/>
-        <w:jc w:val="center"/>
-        <w:rPr>
-          <w:rFonts w:ascii="Times New Roman" w:eastAsia="Times New Roman" w:hAnsi="Times New Roman" w:cs="Times New Roman"/>
-          <w:color w:val="000000"/>
-          <w:kern w:val="0"/>
-          <w:sz w:val="24"/>
-          <w:szCs w:val="24"/>
-          <w:lang w:eastAsia="ru-RU"/>
-        </w:rPr>
-      </w:pPr>
-      <w:r>
-        <w:rPr>
-          <w:rFonts w:ascii="Times New Roman" w:eastAsia="Times New Roman" w:hAnsi="Times New Roman" w:cs="Times New Roman"/>
-          <w:color w:val="000000"/>
-          <w:kern w:val="0"/>
-          <w:sz w:val="24"/>
-          <w:szCs w:val="24"/>
-          <w:lang w:eastAsia="ru-RU"/>
-        </w:rPr>
-        <w:t>p</w:t>
-      </w:r>
-      <w:r>
-        <w:rPr>
-          <w:rFonts w:ascii="Times New Roman" w:eastAsia="Times New Roman" w:hAnsi="Times New Roman" w:cs="Times New Roman"/>
-          <w:color w:val="000000"/>
-          <w:kern w:val="0"/>
-          <w:sz w:val="24"/>
-          <w:szCs w:val="24"/>
-          <w:vertAlign w:val="subscript"/>
-          <w:lang w:eastAsia="ru-RU"/>
-        </w:rPr>
-        <w:t>min</w:t>
-      </w:r>
-      <w:r>
-        <w:rPr>
-          <w:rFonts w:ascii="Times New Roman" w:eastAsia="Times New Roman" w:hAnsi="Times New Roman" w:cs="Times New Roman"/>
-          <w:color w:val="000000"/>
-          <w:kern w:val="0"/>
-          <w:sz w:val="24"/>
-          <w:szCs w:val="24"/>
-          <w:lang w:eastAsia="ru-RU"/>
-        </w:rPr>
-        <w:t xml:space="preserve"> = </w:t>
-      </w:r>
-      <w:proofErr w:type="gramStart"/>
-      <w:r>
-        <w:rPr>
-          <w:rFonts w:ascii="Times New Roman" w:eastAsia="Times New Roman" w:hAnsi="Times New Roman" w:cs="Times New Roman"/>
-          <w:color w:val="000000"/>
-          <w:kern w:val="0"/>
-          <w:sz w:val="24"/>
-          <w:szCs w:val="24"/>
-          <w:lang w:eastAsia="ru-RU"/>
-        </w:rPr>
-        <w:t>max(</w:t>
-      </w:r>
-      <w:proofErr w:type="gramEnd"/>
-      <w:r>
-        <w:rPr>
-          <w:rFonts w:ascii="Times New Roman" w:eastAsia="Times New Roman" w:hAnsi="Times New Roman" w:cs="Times New Roman"/>
-          <w:color w:val="000000"/>
-          <w:kern w:val="0"/>
-          <w:sz w:val="24"/>
-          <w:szCs w:val="24"/>
-          <w:lang w:eastAsia="ru-RU"/>
-        </w:rPr>
-        <w:t>2, d</w:t>
-      </w:r>
-      <w:r>
-        <w:rPr>
-          <w:rFonts w:ascii="Times New Roman" w:eastAsia="Times New Roman" w:hAnsi="Times New Roman" w:cs="Times New Roman"/>
-          <w:color w:val="000000"/>
-          <w:kern w:val="0"/>
-          <w:sz w:val="24"/>
-          <w:szCs w:val="24"/>
-          <w:vertAlign w:val="subscript"/>
-          <w:lang w:eastAsia="ru-RU"/>
-        </w:rPr>
-        <w:t>max</w:t>
-      </w:r>
-      <w:r>
-        <w:rPr>
-          <w:rFonts w:ascii="Times New Roman" w:eastAsia="Times New Roman" w:hAnsi="Times New Roman" w:cs="Times New Roman"/>
-          <w:color w:val="000000"/>
-          <w:kern w:val="0"/>
-          <w:sz w:val="24"/>
-          <w:szCs w:val="24"/>
-          <w:lang w:eastAsia="ru-RU"/>
-        </w:rPr>
-        <w:t xml:space="preserve"> + 1) = </w:t>
-      </w:r>
-      <w:proofErr w:type="gramStart"/>
-      <w:r>
-        <w:rPr>
-          <w:rFonts w:ascii="Times New Roman" w:eastAsia="Times New Roman" w:hAnsi="Times New Roman" w:cs="Times New Roman"/>
-          <w:color w:val="000000"/>
-          <w:kern w:val="0"/>
-          <w:sz w:val="24"/>
-          <w:szCs w:val="24"/>
-          <w:lang w:eastAsia="ru-RU"/>
-        </w:rPr>
-        <w:t>max(</w:t>
-      </w:r>
-      <w:proofErr w:type="gramEnd"/>
-      <w:r>
-        <w:rPr>
-          <w:rFonts w:ascii="Times New Roman" w:eastAsia="Times New Roman" w:hAnsi="Times New Roman" w:cs="Times New Roman"/>
-          <w:color w:val="000000"/>
-          <w:kern w:val="0"/>
-          <w:sz w:val="24"/>
-          <w:szCs w:val="24"/>
-          <w:lang w:eastAsia="ru-RU"/>
-        </w:rPr>
-        <w:t>2, 9) = 9, то есть p ∈ {9, 10, …, 36}.</w:t>
-      </w:r>
-    </w:p>
-    <w:p>
-      <w:pPr>
-        <w:spacing w:before="40" w:after="40" w:line="240" w:lineRule="auto"/>
-        <w:ind w:right="270"/>
-        <w:jc w:val="center"/>
-        <w:rPr>
-          <w:rFonts w:ascii="Times New Roman" w:eastAsia="Times New Roman" w:hAnsi="Times New Roman" w:cs="Times New Roman"/>
-          <w:color w:val="000000"/>
-          <w:kern w:val="0"/>
-          <w:sz w:val="24"/>
-          <w:szCs w:val="24"/>
-          <w:lang w:eastAsia="ru-RU"/>
-        </w:rPr>
-      </w:pPr>
-    </w:p>
-    <w:p>
-      <w:pPr>
-        <w:spacing w:before="40" w:after="40" w:line="240" w:lineRule="auto"/>
-        <w:ind w:right="270"/>
-        <w:jc w:val="center"/>
-      </w:pPr>
-    </w:p>
-    <w:p>
-      <w:pPr>
-        <w:spacing w:after="14" w:line="240" w:lineRule="auto"/>
-        <w:ind w:right="270" w:firstLine="709"/>
-        <w:jc w:val="both"/>
-      </w:pPr>
-      <w:r>
-        <w:rPr>
-          <w:rFonts w:ascii="Times New Roman" w:eastAsia="Times New Roman" w:hAnsi="Times New Roman" w:cs="Times New Roman"/>
-          <w:b/>
-          <w:color w:val="000000"/>
-          <w:kern w:val="0"/>
-          <w:sz w:val="24"/>
-          <w:szCs w:val="24"/>
-          <w:lang w:eastAsia="ru-RU"/>
-        </w:rPr>
-        <w:t>2. Представление чисел в виде многочленов от p.</w:t>
-      </w:r>
-      <w:r>
-        <w:rPr>
-          <w:rFonts w:ascii="Times New Roman" w:eastAsia="Times New Roman" w:hAnsi="Times New Roman" w:cs="Times New Roman"/>
-          <w:color w:val="000000"/>
-          <w:kern w:val="0"/>
-          <w:sz w:val="24"/>
-          <w:szCs w:val="24"/>
-          <w:lang w:eastAsia="ru-RU"/>
-        </w:rPr>
-        <w:t xml:space="preserve"> Используем формулу [d</w:t>
-      </w:r>
-      <w:r>
-        <w:rPr>
-          <w:rFonts w:ascii="Times New Roman" w:eastAsia="Times New Roman" w:hAnsi="Times New Roman" w:cs="Times New Roman"/>
-          <w:color w:val="000000"/>
-          <w:kern w:val="0"/>
-          <w:sz w:val="24"/>
-          <w:szCs w:val="24"/>
-          <w:vertAlign w:val="subscript"/>
-          <w:lang w:eastAsia="ru-RU"/>
-        </w:rPr>
-        <w:t>n</w:t>
-      </w:r>
-      <w:r>
-        <w:rPr>
-          <w:rFonts w:ascii="Times New Roman" w:eastAsia="Times New Roman" w:hAnsi="Times New Roman" w:cs="Times New Roman"/>
-          <w:color w:val="000000"/>
-          <w:kern w:val="0"/>
-          <w:sz w:val="24"/>
-          <w:szCs w:val="24"/>
-          <w:lang w:eastAsia="ru-RU"/>
-        </w:rPr>
-        <w:t>d</w:t>
-      </w:r>
-      <w:r>
-        <w:rPr>
-          <w:rFonts w:ascii="Times New Roman" w:eastAsia="Times New Roman" w:hAnsi="Times New Roman" w:cs="Times New Roman"/>
-          <w:color w:val="000000"/>
-          <w:kern w:val="0"/>
-          <w:sz w:val="24"/>
-          <w:szCs w:val="24"/>
-          <w:vertAlign w:val="subscript"/>
-          <w:lang w:eastAsia="ru-RU"/>
-        </w:rPr>
-        <w:t>n-1</w:t>
-      </w:r>
-      <w:r>
-        <w:rPr>
-          <w:rFonts w:ascii="Times New Roman" w:eastAsia="Times New Roman" w:hAnsi="Times New Roman" w:cs="Times New Roman"/>
-          <w:color w:val="000000"/>
-          <w:kern w:val="0"/>
-          <w:sz w:val="24"/>
-          <w:szCs w:val="24"/>
-          <w:lang w:eastAsia="ru-RU"/>
-        </w:rPr>
-        <w:t>…d</w:t>
-      </w:r>
-      <w:r>
-        <w:rPr>
-          <w:rFonts w:ascii="Times New Roman" w:eastAsia="Times New Roman" w:hAnsi="Times New Roman" w:cs="Times New Roman"/>
-          <w:color w:val="000000"/>
-          <w:kern w:val="0"/>
-          <w:sz w:val="24"/>
-          <w:szCs w:val="24"/>
-          <w:vertAlign w:val="subscript"/>
-          <w:lang w:eastAsia="ru-RU"/>
-        </w:rPr>
-        <w:t>0</w:t>
-      </w:r>
-      <w:r>
-        <w:rPr>
-          <w:rFonts w:ascii="Times New Roman" w:eastAsia="Times New Roman" w:hAnsi="Times New Roman" w:cs="Times New Roman"/>
-          <w:color w:val="000000"/>
-          <w:kern w:val="0"/>
-          <w:sz w:val="24"/>
-          <w:szCs w:val="24"/>
-          <w:lang w:eastAsia="ru-RU"/>
-        </w:rPr>
-        <w:t>]</w:t>
-      </w:r>
-      <w:r>
-        <w:rPr>
-          <w:rFonts w:ascii="Times New Roman" w:eastAsia="Times New Roman" w:hAnsi="Times New Roman" w:cs="Times New Roman"/>
-          <w:color w:val="000000"/>
-          <w:kern w:val="0"/>
-          <w:sz w:val="24"/>
-          <w:szCs w:val="24"/>
-          <w:vertAlign w:val="subscript"/>
-          <w:lang w:eastAsia="ru-RU"/>
-        </w:rPr>
-        <w:t>p</w:t>
-      </w:r>
-      <w:r>
-        <w:rPr>
-          <w:rFonts w:ascii="Times New Roman" w:eastAsia="Times New Roman" w:hAnsi="Times New Roman" w:cs="Times New Roman"/>
-          <w:color w:val="000000"/>
-          <w:kern w:val="0"/>
-          <w:sz w:val="24"/>
-          <w:szCs w:val="24"/>
-          <w:lang w:eastAsia="ru-RU"/>
-        </w:rPr>
-        <w:t xml:space="preserve"> = d</w:t>
-      </w:r>
-      <w:r>
-        <w:rPr>
-          <w:rFonts w:ascii="Times New Roman" w:eastAsia="Times New Roman" w:hAnsi="Times New Roman" w:cs="Times New Roman"/>
-          <w:color w:val="000000"/>
-          <w:kern w:val="0"/>
-          <w:sz w:val="24"/>
-          <w:szCs w:val="24"/>
-          <w:vertAlign w:val="subscript"/>
-          <w:lang w:eastAsia="ru-RU"/>
-        </w:rPr>
-        <w:t>n</w:t>
-      </w:r>
-      <w:r>
-        <w:rPr>
-          <w:rFonts w:ascii="Times New Roman" w:eastAsia="Times New Roman" w:hAnsi="Times New Roman" w:cs="Times New Roman"/>
-          <w:color w:val="000000"/>
-          <w:kern w:val="0"/>
-          <w:sz w:val="24"/>
-          <w:szCs w:val="24"/>
-          <w:lang w:eastAsia="ru-RU"/>
-        </w:rPr>
-        <w:t>p</w:t>
-      </w:r>
-      <w:r>
-        <w:rPr>
-          <w:rFonts w:ascii="Times New Roman" w:eastAsia="Times New Roman" w:hAnsi="Times New Roman" w:cs="Times New Roman"/>
-          <w:color w:val="000000"/>
-          <w:kern w:val="0"/>
-          <w:sz w:val="24"/>
-          <w:szCs w:val="24"/>
-          <w:vertAlign w:val="superscript"/>
-          <w:lang w:eastAsia="ru-RU"/>
-        </w:rPr>
-        <w:t>n</w:t>
-      </w:r>
-      <w:r>
-        <w:rPr>
-          <w:rFonts w:ascii="Times New Roman" w:eastAsia="Times New Roman" w:hAnsi="Times New Roman" w:cs="Times New Roman"/>
-          <w:color w:val="000000"/>
-          <w:kern w:val="0"/>
-          <w:sz w:val="24"/>
-          <w:szCs w:val="24"/>
-          <w:lang w:eastAsia="ru-RU"/>
-        </w:rPr>
-        <w:t xml:space="preserve"> + d</w:t>
-      </w:r>
-      <w:r>
-        <w:rPr>
-          <w:rFonts w:ascii="Times New Roman" w:eastAsia="Times New Roman" w:hAnsi="Times New Roman" w:cs="Times New Roman"/>
-          <w:color w:val="000000"/>
-          <w:kern w:val="0"/>
-          <w:sz w:val="24"/>
-          <w:szCs w:val="24"/>
-          <w:vertAlign w:val="subscript"/>
-          <w:lang w:eastAsia="ru-RU"/>
-        </w:rPr>
-        <w:t>n-1</w:t>
-      </w:r>
-      <w:r>
-        <w:rPr>
-          <w:rFonts w:ascii="Times New Roman" w:eastAsia="Times New Roman" w:hAnsi="Times New Roman" w:cs="Times New Roman"/>
-          <w:color w:val="000000"/>
-          <w:kern w:val="0"/>
-          <w:sz w:val="24"/>
-          <w:szCs w:val="24"/>
-          <w:lang w:eastAsia="ru-RU"/>
-        </w:rPr>
-        <w:t>p</w:t>
-      </w:r>
-      <w:r>
-        <w:rPr>
-          <w:rFonts w:ascii="Times New Roman" w:eastAsia="Times New Roman" w:hAnsi="Times New Roman" w:cs="Times New Roman"/>
-          <w:color w:val="000000"/>
-          <w:kern w:val="0"/>
-          <w:sz w:val="24"/>
-          <w:szCs w:val="24"/>
-          <w:vertAlign w:val="superscript"/>
-          <w:lang w:eastAsia="ru-RU"/>
-        </w:rPr>
-        <w:t>n-1</w:t>
-      </w:r>
-      <w:r>
-        <w:rPr>
-          <w:rFonts w:ascii="Times New Roman" w:eastAsia="Times New Roman" w:hAnsi="Times New Roman" w:cs="Times New Roman"/>
-          <w:color w:val="000000"/>
-          <w:kern w:val="0"/>
-          <w:sz w:val="24"/>
-          <w:szCs w:val="24"/>
-          <w:lang w:eastAsia="ru-RU"/>
-        </w:rPr>
-        <w:t xml:space="preserve"> + … + d</w:t>
-      </w:r>
-      <w:r>
-        <w:rPr>
-          <w:rFonts w:ascii="Times New Roman" w:eastAsia="Times New Roman" w:hAnsi="Times New Roman" w:cs="Times New Roman"/>
-          <w:color w:val="000000"/>
-          <w:kern w:val="0"/>
-          <w:sz w:val="24"/>
-          <w:szCs w:val="24"/>
-          <w:vertAlign w:val="subscript"/>
-          <w:lang w:eastAsia="ru-RU"/>
-        </w:rPr>
-        <w:t>0</w:t>
-      </w:r>
-      <w:r>
-        <w:rPr>
-          <w:rFonts w:ascii="Times New Roman" w:eastAsia="Times New Roman" w:hAnsi="Times New Roman" w:cs="Times New Roman"/>
-          <w:color w:val="000000"/>
-          <w:kern w:val="0"/>
-          <w:sz w:val="24"/>
-          <w:szCs w:val="24"/>
-          <w:lang w:eastAsia="ru-RU"/>
-        </w:rPr>
-        <w:t>:</w:t>
-      </w:r>
-    </w:p>
-    <w:p>
-      <w:pPr>
-        <w:spacing w:before="40" w:after="40" w:line="240" w:lineRule="auto"/>
-        <w:ind w:right="270"/>
-        <w:jc w:val="center"/>
-      </w:pPr>
-      <w:r>
-        <w:rPr>
-          <w:rFonts w:ascii="Times New Roman" w:eastAsia="Times New Roman" w:hAnsi="Times New Roman" w:cs="Times New Roman"/>
-          <w:color w:val="000000"/>
-          <w:kern w:val="0"/>
-          <w:sz w:val="24"/>
-          <w:szCs w:val="24"/>
-          <w:lang w:eastAsia="ru-RU"/>
-        </w:rPr>
-        <w:t>83</w:t>
-      </w:r>
-      <w:r>
-        <w:rPr>
-          <w:rFonts w:ascii="Times New Roman" w:eastAsia="Times New Roman" w:hAnsi="Times New Roman" w:cs="Times New Roman"/>
-          <w:color w:val="000000"/>
-          <w:kern w:val="0"/>
-          <w:sz w:val="24"/>
-          <w:szCs w:val="24"/>
-          <w:vertAlign w:val="subscript"/>
-          <w:lang w:eastAsia="ru-RU"/>
-        </w:rPr>
-        <w:t>p</w:t>
-      </w:r>
-      <w:r>
-        <w:rPr>
-          <w:rFonts w:ascii="Times New Roman" w:eastAsia="Times New Roman" w:hAnsi="Times New Roman" w:cs="Times New Roman"/>
-          <w:color w:val="000000"/>
-          <w:kern w:val="0"/>
-          <w:sz w:val="24"/>
-          <w:szCs w:val="24"/>
-          <w:lang w:eastAsia="ru-RU"/>
-        </w:rPr>
-        <w:t xml:space="preserve"> = 8p + 3,   458</w:t>
-      </w:r>
-      <w:r>
-        <w:rPr>
-          <w:rFonts w:ascii="Times New Roman" w:eastAsia="Times New Roman" w:hAnsi="Times New Roman" w:cs="Times New Roman"/>
-          <w:color w:val="000000"/>
-          <w:kern w:val="0"/>
-          <w:sz w:val="24"/>
-          <w:szCs w:val="24"/>
-          <w:vertAlign w:val="subscript"/>
-          <w:lang w:eastAsia="ru-RU"/>
-        </w:rPr>
-        <w:t>p</w:t>
-      </w:r>
-      <w:r>
-        <w:rPr>
-          <w:rFonts w:ascii="Times New Roman" w:eastAsia="Times New Roman" w:hAnsi="Times New Roman" w:cs="Times New Roman"/>
-          <w:color w:val="000000"/>
-          <w:kern w:val="0"/>
-          <w:sz w:val="24"/>
-          <w:szCs w:val="24"/>
-          <w:lang w:eastAsia="ru-RU"/>
-        </w:rPr>
-        <w:t xml:space="preserve"> = 4p</w:t>
-      </w:r>
-      <w:r>
-        <w:rPr>
-          <w:rFonts w:ascii="Times New Roman" w:eastAsia="Times New Roman" w:hAnsi="Times New Roman" w:cs="Times New Roman"/>
-          <w:color w:val="000000"/>
-          <w:kern w:val="0"/>
-          <w:sz w:val="24"/>
-          <w:szCs w:val="24"/>
-          <w:vertAlign w:val="superscript"/>
-          <w:lang w:eastAsia="ru-RU"/>
-        </w:rPr>
-        <w:t>2</w:t>
-      </w:r>
-      <w:r>
-        <w:rPr>
-          <w:rFonts w:ascii="Times New Roman" w:eastAsia="Times New Roman" w:hAnsi="Times New Roman" w:cs="Times New Roman"/>
-          <w:color w:val="000000"/>
-          <w:kern w:val="0"/>
-          <w:sz w:val="24"/>
-          <w:szCs w:val="24"/>
-          <w:lang w:eastAsia="ru-RU"/>
-        </w:rPr>
-        <w:t xml:space="preserve"> + 5p + 8,</w:t>
-      </w:r>
-    </w:p>
-    <w:p>
-      <w:pPr>
-        <w:spacing w:before="40" w:after="40" w:line="240" w:lineRule="auto"/>
-        <w:ind w:right="270"/>
-        <w:jc w:val="center"/>
-        <w:rPr>
-          <w:rFonts w:ascii="Times New Roman" w:eastAsia="Times New Roman" w:hAnsi="Times New Roman" w:cs="Times New Roman"/>
-          <w:color w:val="000000"/>
-          <w:kern w:val="0"/>
-          <w:sz w:val="24"/>
-          <w:szCs w:val="24"/>
-          <w:lang w:eastAsia="ru-RU"/>
-        </w:rPr>
-      </w:pPr>
-      <w:r>
-        <w:rPr>
-          <w:rFonts w:ascii="Times New Roman" w:eastAsia="Times New Roman" w:hAnsi="Times New Roman" w:cs="Times New Roman"/>
-          <w:color w:val="000000"/>
-          <w:kern w:val="0"/>
-          <w:sz w:val="24"/>
-          <w:szCs w:val="24"/>
-          <w:lang w:eastAsia="ru-RU"/>
-        </w:rPr>
-        <w:t>644</w:t>
-      </w:r>
-      <w:r>
-        <w:rPr>
-          <w:rFonts w:ascii="Times New Roman" w:eastAsia="Times New Roman" w:hAnsi="Times New Roman" w:cs="Times New Roman"/>
-          <w:color w:val="000000"/>
-          <w:kern w:val="0"/>
-          <w:sz w:val="24"/>
-          <w:szCs w:val="24"/>
-          <w:vertAlign w:val="subscript"/>
-          <w:lang w:eastAsia="ru-RU"/>
-        </w:rPr>
-        <w:t>p</w:t>
-      </w:r>
-      <w:r>
-        <w:rPr>
-          <w:rFonts w:ascii="Times New Roman" w:eastAsia="Times New Roman" w:hAnsi="Times New Roman" w:cs="Times New Roman"/>
-          <w:color w:val="000000"/>
-          <w:kern w:val="0"/>
-          <w:sz w:val="24"/>
-          <w:szCs w:val="24"/>
-          <w:lang w:eastAsia="ru-RU"/>
-        </w:rPr>
-        <w:t xml:space="preserve"> = 6p</w:t>
-      </w:r>
-      <w:r>
-        <w:rPr>
-          <w:rFonts w:ascii="Times New Roman" w:eastAsia="Times New Roman" w:hAnsi="Times New Roman" w:cs="Times New Roman"/>
-          <w:color w:val="000000"/>
-          <w:kern w:val="0"/>
-          <w:sz w:val="24"/>
-          <w:szCs w:val="24"/>
-          <w:vertAlign w:val="superscript"/>
-          <w:lang w:eastAsia="ru-RU"/>
-        </w:rPr>
-        <w:t>2</w:t>
-      </w:r>
-      <w:r>
-        <w:rPr>
-          <w:rFonts w:ascii="Times New Roman" w:eastAsia="Times New Roman" w:hAnsi="Times New Roman" w:cs="Times New Roman"/>
-          <w:color w:val="000000"/>
-          <w:kern w:val="0"/>
-          <w:sz w:val="24"/>
-          <w:szCs w:val="24"/>
-          <w:lang w:eastAsia="ru-RU"/>
-        </w:rPr>
-        <w:t xml:space="preserve"> + 4p + </w:t>
-      </w:r>
-      <w:proofErr w:type="gramStart"/>
-      <w:r>
-        <w:rPr>
-          <w:rFonts w:ascii="Times New Roman" w:eastAsia="Times New Roman" w:hAnsi="Times New Roman" w:cs="Times New Roman"/>
-          <w:color w:val="000000"/>
-          <w:kern w:val="0"/>
-          <w:sz w:val="24"/>
-          <w:szCs w:val="24"/>
-          <w:lang w:eastAsia="ru-RU"/>
-        </w:rPr>
-        <w:t xml:space="preserve">4,   </w:t>
-      </w:r>
-      <w:proofErr w:type="gramEnd"/>
-      <w:r>
-        <w:rPr>
-          <w:rFonts w:ascii="Times New Roman" w:eastAsia="Times New Roman" w:hAnsi="Times New Roman" w:cs="Times New Roman"/>
-          <w:color w:val="000000"/>
-          <w:kern w:val="0"/>
-          <w:sz w:val="24"/>
-          <w:szCs w:val="24"/>
-          <w:lang w:eastAsia="ru-RU"/>
-        </w:rPr>
-        <w:t>535</w:t>
-      </w:r>
-      <w:r>
-        <w:rPr>
-          <w:rFonts w:ascii="Times New Roman" w:eastAsia="Times New Roman" w:hAnsi="Times New Roman" w:cs="Times New Roman"/>
-          <w:color w:val="000000"/>
-          <w:kern w:val="0"/>
-          <w:sz w:val="24"/>
-          <w:szCs w:val="24"/>
-          <w:vertAlign w:val="subscript"/>
-          <w:lang w:eastAsia="ru-RU"/>
-        </w:rPr>
-        <w:t>p</w:t>
-      </w:r>
-      <w:r>
-        <w:rPr>
-          <w:rFonts w:ascii="Times New Roman" w:eastAsia="Times New Roman" w:hAnsi="Times New Roman" w:cs="Times New Roman"/>
-          <w:color w:val="000000"/>
-          <w:kern w:val="0"/>
-          <w:sz w:val="24"/>
-          <w:szCs w:val="24"/>
-          <w:lang w:eastAsia="ru-RU"/>
-        </w:rPr>
-        <w:t xml:space="preserve"> = 5p</w:t>
-      </w:r>
-      <w:r>
-        <w:rPr>
-          <w:rFonts w:ascii="Times New Roman" w:eastAsia="Times New Roman" w:hAnsi="Times New Roman" w:cs="Times New Roman"/>
-          <w:color w:val="000000"/>
-          <w:kern w:val="0"/>
-          <w:sz w:val="24"/>
-          <w:szCs w:val="24"/>
-          <w:vertAlign w:val="superscript"/>
-          <w:lang w:eastAsia="ru-RU"/>
-        </w:rPr>
-        <w:t>2</w:t>
-      </w:r>
-      <w:r>
-        <w:rPr>
-          <w:rFonts w:ascii="Times New Roman" w:eastAsia="Times New Roman" w:hAnsi="Times New Roman" w:cs="Times New Roman"/>
-          <w:color w:val="000000"/>
-          <w:kern w:val="0"/>
-          <w:sz w:val="24"/>
-          <w:szCs w:val="24"/>
-          <w:lang w:eastAsia="ru-RU"/>
-        </w:rPr>
-        <w:t xml:space="preserve"> + 3p + 5.</w:t>
-      </w:r>
-    </w:p>
-    <w:p>
-      <w:pPr>
-        <w:spacing w:before="40" w:after="40" w:line="240" w:lineRule="auto"/>
-        <w:ind w:right="270"/>
-        <w:jc w:val="center"/>
-      </w:pPr>
+          <w:lang w:val="en-US" w:eastAsia="ru-RU"/>
+        </w:rPr>
+        <w:t>.</w:t>
+      </w:r>
     </w:p>
     <w:p>
       <w:pPr>
@@ -2681,103 +2222,7 @@
         <w:jc w:val="both"/>
       </w:pPr>
       <w:r>
-        <w:rPr>
-          <w:rFonts w:ascii="Times New Roman" w:eastAsia="Times New Roman" w:hAnsi="Times New Roman" w:cs="Times New Roman"/>
-          <w:b/>
-          <w:color w:val="000000"/>
-          <w:kern w:val="0"/>
-          <w:sz w:val="24"/>
-          <w:szCs w:val="24"/>
-          <w:lang w:eastAsia="ru-RU"/>
-        </w:rPr>
-        <w:t>3. Подстановка в равенство.</w:t>
-      </w:r>
-    </w:p>
-    <w:p>
-      <w:pPr>
-        <w:spacing w:before="40" w:after="40" w:line="240" w:lineRule="auto"/>
-        <w:ind w:right="270"/>
-        <w:jc w:val="center"/>
-      </w:pPr>
-      <w:r>
-        <w:rPr>
-          <w:rFonts w:ascii="Times New Roman" w:eastAsia="Times New Roman" w:hAnsi="Times New Roman" w:cs="Times New Roman"/>
-          <w:color w:val="000000"/>
-          <w:kern w:val="0"/>
-          <w:sz w:val="24"/>
-          <w:szCs w:val="24"/>
-          <w:lang w:eastAsia="ru-RU"/>
-        </w:rPr>
-        <w:t>229(8p + 3) + 726(4p</w:t>
-      </w:r>
-      <w:r>
-        <w:rPr>
-          <w:rFonts w:ascii="Times New Roman" w:eastAsia="Times New Roman" w:hAnsi="Times New Roman" w:cs="Times New Roman"/>
-          <w:color w:val="000000"/>
-          <w:kern w:val="0"/>
-          <w:sz w:val="24"/>
-          <w:szCs w:val="24"/>
-          <w:vertAlign w:val="superscript"/>
-          <w:lang w:eastAsia="ru-RU"/>
-        </w:rPr>
-        <w:t>2</w:t>
-      </w:r>
-      <w:r>
-        <w:rPr>
-          <w:rFonts w:ascii="Times New Roman" w:eastAsia="Times New Roman" w:hAnsi="Times New Roman" w:cs="Times New Roman"/>
-          <w:color w:val="000000"/>
-          <w:kern w:val="0"/>
-          <w:sz w:val="24"/>
-          <w:szCs w:val="24"/>
-          <w:lang w:eastAsia="ru-RU"/>
-        </w:rPr>
-        <w:t xml:space="preserve"> + 5p + 8) = 545(6p</w:t>
-      </w:r>
-      <w:r>
-        <w:rPr>
-          <w:rFonts w:ascii="Times New Roman" w:eastAsia="Times New Roman" w:hAnsi="Times New Roman" w:cs="Times New Roman"/>
-          <w:color w:val="000000"/>
-          <w:kern w:val="0"/>
-          <w:sz w:val="24"/>
-          <w:szCs w:val="24"/>
-          <w:vertAlign w:val="superscript"/>
-          <w:lang w:eastAsia="ru-RU"/>
-        </w:rPr>
-        <w:t>2</w:t>
-      </w:r>
-      <w:r>
-        <w:rPr>
-          <w:rFonts w:ascii="Times New Roman" w:eastAsia="Times New Roman" w:hAnsi="Times New Roman" w:cs="Times New Roman"/>
-          <w:color w:val="000000"/>
-          <w:kern w:val="0"/>
-          <w:sz w:val="24"/>
-          <w:szCs w:val="24"/>
-          <w:lang w:eastAsia="ru-RU"/>
-        </w:rPr>
-        <w:t xml:space="preserve"> + 4p + 4) + (5p</w:t>
-      </w:r>
-      <w:r>
-        <w:rPr>
-          <w:rFonts w:ascii="Times New Roman" w:eastAsia="Times New Roman" w:hAnsi="Times New Roman" w:cs="Times New Roman"/>
-          <w:color w:val="000000"/>
-          <w:kern w:val="0"/>
-          <w:sz w:val="24"/>
-          <w:szCs w:val="24"/>
-          <w:vertAlign w:val="superscript"/>
-          <w:lang w:eastAsia="ru-RU"/>
-        </w:rPr>
-        <w:t>2</w:t>
-      </w:r>
-      <w:r>
-        <w:rPr>
-          <w:rFonts w:ascii="Times New Roman" w:eastAsia="Times New Roman" w:hAnsi="Times New Roman" w:cs="Times New Roman"/>
-          <w:color w:val="000000"/>
-          <w:kern w:val="0"/>
-          <w:sz w:val="24"/>
-          <w:szCs w:val="24"/>
-          <w:lang w:eastAsia="ru-RU"/>
-        </w:rPr>
-        <w:t xml:space="preserve"> + 3p + 5).</w:t>
+        <w:t>Подставить полученные выражения в исходное равенство.</w:t>
       </w:r>
     </w:p>
     <w:p>
@@ -2788,102 +2233,41 @@
         <w:jc w:val="both"/>
       </w:pPr>
       <w:r>
-        <w:rPr>
-          <w:rFonts w:ascii="Times New Roman" w:eastAsia="Times New Roman" w:hAnsi="Times New Roman" w:cs="Times New Roman"/>
-          <w:color w:val="000000"/>
-          <w:kern w:val="0"/>
-          <w:sz w:val="24"/>
-          <w:szCs w:val="24"/>
-          <w:lang w:eastAsia="ru-RU"/>
-        </w:rPr>
-        <w:t>Раскрываем скобки:</w:t>
-      </w:r>
-    </w:p>
-    <w:p>
-      <w:pPr>
-        <w:spacing w:before="40" w:after="40" w:line="240" w:lineRule="auto"/>
-        <w:ind w:right="270"/>
-        <w:jc w:val="center"/>
-      </w:pPr>
-      <w:r>
-        <w:rPr>
-          <w:rFonts w:ascii="Times New Roman" w:eastAsia="Times New Roman" w:hAnsi="Times New Roman" w:cs="Times New Roman"/>
-          <w:color w:val="000000"/>
-          <w:kern w:val="0"/>
-          <w:sz w:val="24"/>
-          <w:szCs w:val="24"/>
-          <w:lang w:eastAsia="ru-RU"/>
-        </w:rPr>
-        <w:t>1832p + 687 + 2904p</w:t>
-      </w:r>
-      <w:r>
-        <w:rPr>
-          <w:rFonts w:ascii="Times New Roman" w:eastAsia="Times New Roman" w:hAnsi="Times New Roman" w:cs="Times New Roman"/>
-          <w:color w:val="000000"/>
-          <w:kern w:val="0"/>
-          <w:sz w:val="24"/>
-          <w:szCs w:val="24"/>
-          <w:vertAlign w:val="superscript"/>
-          <w:lang w:eastAsia="ru-RU"/>
-        </w:rPr>
-        <w:t>2</w:t>
-      </w:r>
-      <w:r>
-        <w:rPr>
-          <w:rFonts w:ascii="Times New Roman" w:eastAsia="Times New Roman" w:hAnsi="Times New Roman" w:cs="Times New Roman"/>
-          <w:color w:val="000000"/>
-          <w:kern w:val="0"/>
-          <w:sz w:val="24"/>
-          <w:szCs w:val="24"/>
-          <w:lang w:eastAsia="ru-RU"/>
-        </w:rPr>
-        <w:t xml:space="preserve"> + 3630p + 5808 = 3270p</w:t>
-      </w:r>
-      <w:r>
-        <w:rPr>
-          <w:rFonts w:ascii="Times New Roman" w:eastAsia="Times New Roman" w:hAnsi="Times New Roman" w:cs="Times New Roman"/>
-          <w:color w:val="000000"/>
-          <w:kern w:val="0"/>
-          <w:sz w:val="24"/>
-          <w:szCs w:val="24"/>
-          <w:vertAlign w:val="superscript"/>
-          <w:lang w:eastAsia="ru-RU"/>
-        </w:rPr>
-        <w:t>2</w:t>
-      </w:r>
-      <w:r>
-        <w:rPr>
-          <w:rFonts w:ascii="Times New Roman" w:eastAsia="Times New Roman" w:hAnsi="Times New Roman" w:cs="Times New Roman"/>
-          <w:color w:val="000000"/>
-          <w:kern w:val="0"/>
-          <w:sz w:val="24"/>
-          <w:szCs w:val="24"/>
-          <w:lang w:eastAsia="ru-RU"/>
-        </w:rPr>
-        <w:t xml:space="preserve"> + 2180p + 2180 + 5p</w:t>
-      </w:r>
-      <w:r>
-        <w:rPr>
-          <w:rFonts w:ascii="Times New Roman" w:eastAsia="Times New Roman" w:hAnsi="Times New Roman" w:cs="Times New Roman"/>
-          <w:color w:val="000000"/>
-          <w:kern w:val="0"/>
-          <w:sz w:val="24"/>
-          <w:szCs w:val="24"/>
-          <w:vertAlign w:val="superscript"/>
-          <w:lang w:eastAsia="ru-RU"/>
-        </w:rPr>
-        <w:t>2</w:t>
-      </w:r>
-      <w:r>
-        <w:rPr>
-          <w:rFonts w:ascii="Times New Roman" w:eastAsia="Times New Roman" w:hAnsi="Times New Roman" w:cs="Times New Roman"/>
-          <w:color w:val="000000"/>
-          <w:kern w:val="0"/>
-          <w:sz w:val="24"/>
-          <w:szCs w:val="24"/>
-          <w:lang w:eastAsia="ru-RU"/>
-        </w:rPr>
-        <w:t xml:space="preserve"> + 3p + 5.</w:t>
+        <w:drawing>
+          <wp:inline distT="0" distB="0" distL="0" distR="0" wp14:anchorId="040C924C" wp14:editId="7E50FC28">
+            <wp:extent cx="4519372" cy="3946303"/>
+            <wp:effectExtent l="0" t="0" r="0" b="0"/>
+            <wp:docPr id="5" name="Рисунок 5"/>
+            <wp:cNvGraphicFramePr>
+              <a:graphicFrameLocks xmlns:a="http://schemas.openxmlformats.org/drawingml/2006/main" noChangeAspect="1"/>
+            </wp:cNvGraphicFramePr>
+            <a:graphic xmlns:a="http://schemas.openxmlformats.org/drawingml/2006/main">
+              <a:graphicData uri="http://schemas.openxmlformats.org/drawingml/2006/picture">
+                <pic:pic xmlns:pic="http://schemas.openxmlformats.org/drawingml/2006/picture">
+                  <pic:nvPicPr>
+                    <pic:cNvPr id="1" name=""/>
+                    <pic:cNvPicPr/>
+                  </pic:nvPicPr>
+                  <pic:blipFill>
+                    <a:blip r:embed="rId12"/>
+                    <a:stretch>
+                      <a:fillRect/>
+                    </a:stretch>
+                  </pic:blipFill>
+                  <pic:spPr>
+                    <a:xfrm>
+                      <a:off x="0" y="0"/>
+                      <a:ext cx="4575108" cy="3994971"/>
+                    </a:xfrm>
+                    <a:prstGeom prst="rect">
+                      <a:avLst/>
+                    </a:prstGeom>
+                  </pic:spPr>
+                </pic:pic>
+              </a:graphicData>
+            </a:graphic>
+          </wp:inline>
+        </w:drawing>
       </w:r>
     </w:p>
     <w:p>
@@ -2893,17 +2277,6 @@
         <w:ind w:right="270" w:firstLine="709"/>
         <w:jc w:val="both"/>
       </w:pPr>
-      <w:r>
-        <w:rPr>
-          <w:rFonts w:ascii="Times New Roman" w:eastAsia="Times New Roman" w:hAnsi="Times New Roman" w:cs="Times New Roman"/>
-          <w:color w:val="000000"/>
-          <w:kern w:val="0"/>
-          <w:sz w:val="24"/>
-          <w:szCs w:val="24"/>
-          <w:lang w:eastAsia="ru-RU"/>
-        </w:rPr>
-        <w:t>Приводим подобные слагаемые:</w:t>
-      </w:r>
     </w:p>
     <w:p>
       <w:pPr>
@@ -2911,137 +2284,21 @@
         <w:ind w:right="270"/>
         <w:jc w:val="center"/>
       </w:pPr>
-      <w:r>
-        <w:rPr>
-          <w:rFonts w:ascii="Times New Roman" w:eastAsia="Times New Roman" w:hAnsi="Times New Roman" w:cs="Times New Roman"/>
-          <w:color w:val="000000"/>
-          <w:kern w:val="0"/>
-          <w:sz w:val="24"/>
-          <w:szCs w:val="24"/>
-          <w:lang w:eastAsia="ru-RU"/>
-        </w:rPr>
-        <w:t>2904p</w:t>
-      </w:r>
-      <w:r>
-        <w:rPr>
-          <w:rFonts w:ascii="Times New Roman" w:eastAsia="Times New Roman" w:hAnsi="Times New Roman" w:cs="Times New Roman"/>
-          <w:color w:val="000000"/>
-          <w:kern w:val="0"/>
-          <w:sz w:val="24"/>
-          <w:szCs w:val="24"/>
-          <w:vertAlign w:val="superscript"/>
-          <w:lang w:eastAsia="ru-RU"/>
-        </w:rPr>
-        <w:t>2</w:t>
-      </w:r>
-      <w:r>
-        <w:rPr>
-          <w:rFonts w:ascii="Times New Roman" w:eastAsia="Times New Roman" w:hAnsi="Times New Roman" w:cs="Times New Roman"/>
-          <w:color w:val="000000"/>
-          <w:kern w:val="0"/>
-          <w:sz w:val="24"/>
-          <w:szCs w:val="24"/>
-          <w:lang w:eastAsia="ru-RU"/>
-        </w:rPr>
-        <w:t xml:space="preserve"> + 5462p + 6495 = 3275p</w:t>
-      </w:r>
-      <w:r>
-        <w:rPr>
-          <w:rFonts w:ascii="Times New Roman" w:eastAsia="Times New Roman" w:hAnsi="Times New Roman" w:cs="Times New Roman"/>
-          <w:color w:val="000000"/>
-          <w:kern w:val="0"/>
-          <w:sz w:val="24"/>
-          <w:szCs w:val="24"/>
-          <w:vertAlign w:val="superscript"/>
-          <w:lang w:eastAsia="ru-RU"/>
-        </w:rPr>
-        <w:t>2</w:t>
-      </w:r>
-      <w:r>
-        <w:rPr>
-          <w:rFonts w:ascii="Times New Roman" w:eastAsia="Times New Roman" w:hAnsi="Times New Roman" w:cs="Times New Roman"/>
-          <w:color w:val="000000"/>
-          <w:kern w:val="0"/>
-          <w:sz w:val="24"/>
-          <w:szCs w:val="24"/>
-          <w:lang w:eastAsia="ru-RU"/>
-        </w:rPr>
-        <w:t xml:space="preserve"> + 2183p + 2185.</w:t>
-      </w:r>
-    </w:p>
-    <w:p>
-      <w:pPr>
-        <w:keepNext/>
+    </w:p>
+    <w:p>
+      <w:pPr>
         <w:spacing w:after="14" w:line="240" w:lineRule="auto"/>
         <w:ind w:right="270" w:firstLine="709"/>
         <w:jc w:val="both"/>
-      </w:pPr>
-      <w:r>
-        <w:rPr>
-          <w:rFonts w:ascii="Times New Roman" w:eastAsia="Times New Roman" w:hAnsi="Times New Roman" w:cs="Times New Roman"/>
+        <w:rPr>
+          <w:rFonts w:ascii="Times New Roman" w:eastAsia="Times New Roman" w:hAnsi="Times New Roman" w:cs="Times New Roman"/>
+          <w:b/>
           <w:color w:val="000000"/>
           <w:kern w:val="0"/>
           <w:sz w:val="24"/>
           <w:szCs w:val="24"/>
           <w:lang w:eastAsia="ru-RU"/>
         </w:rPr>
-        <w:t>Переносим всё в правую часть:</w:t>
-      </w:r>
-    </w:p>
-    <w:p>
-      <w:pPr>
-        <w:spacing w:before="40" w:after="40" w:line="240" w:lineRule="auto"/>
-        <w:ind w:right="270"/>
-        <w:jc w:val="center"/>
-        <w:rPr>
-          <w:rFonts w:ascii="Times New Roman" w:eastAsia="Times New Roman" w:hAnsi="Times New Roman" w:cs="Times New Roman"/>
-          <w:color w:val="000000"/>
-          <w:kern w:val="0"/>
-          <w:sz w:val="24"/>
-          <w:szCs w:val="24"/>
-          <w:lang w:eastAsia="ru-RU"/>
-        </w:rPr>
-      </w:pPr>
-      <w:r>
-        <w:rPr>
-          <w:rFonts w:ascii="Times New Roman" w:eastAsia="Times New Roman" w:hAnsi="Times New Roman" w:cs="Times New Roman"/>
-          <w:color w:val="000000"/>
-          <w:kern w:val="0"/>
-          <w:sz w:val="24"/>
-          <w:szCs w:val="24"/>
-          <w:lang w:eastAsia="ru-RU"/>
-        </w:rPr>
-        <w:t>371p</w:t>
-      </w:r>
-      <w:r>
-        <w:rPr>
-          <w:rFonts w:ascii="Times New Roman" w:eastAsia="Times New Roman" w:hAnsi="Times New Roman" w:cs="Times New Roman"/>
-          <w:color w:val="000000"/>
-          <w:kern w:val="0"/>
-          <w:sz w:val="24"/>
-          <w:szCs w:val="24"/>
-          <w:vertAlign w:val="superscript"/>
-          <w:lang w:eastAsia="ru-RU"/>
-        </w:rPr>
-        <w:t>2</w:t>
-      </w:r>
-      <w:r>
-        <w:rPr>
-          <w:rFonts w:ascii="Times New Roman" w:eastAsia="Times New Roman" w:hAnsi="Times New Roman" w:cs="Times New Roman"/>
-          <w:color w:val="000000"/>
-          <w:kern w:val="0"/>
-          <w:sz w:val="24"/>
-          <w:szCs w:val="24"/>
-          <w:lang w:eastAsia="ru-RU"/>
-        </w:rPr>
-        <w:t xml:space="preserve"> − 3279p − 4310 = 0.</w:t>
-      </w:r>
-    </w:p>
-    <w:p>
-      <w:pPr>
-        <w:spacing w:before="40" w:after="40" w:line="240" w:lineRule="auto"/>
-        <w:ind w:right="270"/>
-        <w:jc w:val="center"/>
       </w:pPr>
     </w:p>
     <w:p>
@@ -3055,20 +2312,20 @@
           <w:kern w:val="0"/>
           <w:sz w:val="24"/>
           <w:szCs w:val="24"/>
-          <w:lang w:eastAsia="ru-RU"/>
-        </w:rPr>
-      </w:pPr>
-      <w:r>
-        <w:rPr>
-          <w:rFonts w:ascii="Times New Roman" w:eastAsia="Times New Roman" w:hAnsi="Times New Roman" w:cs="Times New Roman"/>
-          <w:b/>
+          <w:lang w:val="en-US" w:eastAsia="ru-RU"/>
+        </w:rPr>
+      </w:pPr>
+      <w:r>
+        <w:rPr>
+          <w:rFonts w:ascii="Times New Roman" w:eastAsia="Times New Roman" w:hAnsi="Times New Roman" w:cs="Times New Roman"/>
           <w:color w:val="000000"/>
           <w:kern w:val="0"/>
           <w:sz w:val="24"/>
           <w:szCs w:val="24"/>
           <w:lang w:eastAsia="ru-RU"/>
         </w:rPr>
-        <w:t>4. Решение уравнения.</w:t>
+        <w:lastRenderedPageBreak/>
+        <w:t>Задание №4</w:t>
       </w:r>
       <w:r>
         <w:rPr>
@@ -3077,55 +2334,9 @@
           <w:kern w:val="0"/>
           <w:sz w:val="24"/>
           <w:szCs w:val="24"/>
-          <w:lang w:eastAsia="ru-RU"/>
-        </w:rPr>
-        <w:t xml:space="preserve"> Дискриминант D = 3279</w:t>
-      </w:r>
-      <w:r>
-        <w:rPr>
-          <w:rFonts w:ascii="Times New Roman" w:eastAsia="Times New Roman" w:hAnsi="Times New Roman" w:cs="Times New Roman"/>
-          <w:color w:val="000000"/>
-          <w:kern w:val="0"/>
-          <w:sz w:val="24"/>
-          <w:szCs w:val="24"/>
-          <w:vertAlign w:val="superscript"/>
-          <w:lang w:eastAsia="ru-RU"/>
-        </w:rPr>
-        <w:t>2</w:t>
-      </w:r>
-      <w:r>
-        <w:rPr>
-          <w:rFonts w:ascii="Times New Roman" w:eastAsia="Times New Roman" w:hAnsi="Times New Roman" w:cs="Times New Roman"/>
-          <w:color w:val="000000"/>
-          <w:kern w:val="0"/>
-          <w:sz w:val="24"/>
-          <w:szCs w:val="24"/>
-          <w:lang w:eastAsia="ru-RU"/>
-        </w:rPr>
-        <w:t xml:space="preserve"> + 4 · 371 · 4310 = 10 751 841 + 6 396 040 = 17 147 881 = 4141</w:t>
-      </w:r>
-      <w:r>
-        <w:rPr>
-          <w:rFonts w:ascii="Times New Roman" w:eastAsia="Times New Roman" w:hAnsi="Times New Roman" w:cs="Times New Roman"/>
-          <w:color w:val="000000"/>
-          <w:kern w:val="0"/>
-          <w:sz w:val="24"/>
-          <w:szCs w:val="24"/>
-          <w:vertAlign w:val="superscript"/>
-          <w:lang w:eastAsia="ru-RU"/>
-        </w:rPr>
-        <w:t>2</w:t>
-      </w:r>
-      <w:r>
-        <w:rPr>
-          <w:rFonts w:ascii="Times New Roman" w:eastAsia="Times New Roman" w:hAnsi="Times New Roman" w:cs="Times New Roman"/>
-          <w:color w:val="000000"/>
-          <w:kern w:val="0"/>
-          <w:sz w:val="24"/>
-          <w:szCs w:val="24"/>
-          <w:lang w:eastAsia="ru-RU"/>
-        </w:rPr>
-        <w:t xml:space="preserve">. </w:t>
+          <w:lang w:val="en-US" w:eastAsia="ru-RU"/>
+        </w:rPr>
+        <w:t>.</w:t>
       </w:r>
     </w:p>
     <w:p>
@@ -3135,79 +2346,7 @@
         <w:jc w:val="both"/>
       </w:pPr>
       <w:r>
-        <w:rPr>
-          <w:rFonts w:ascii="Times New Roman" w:eastAsia="Times New Roman" w:hAnsi="Times New Roman" w:cs="Times New Roman"/>
-          <w:color w:val="000000"/>
-          <w:kern w:val="0"/>
-          <w:sz w:val="24"/>
-          <w:szCs w:val="24"/>
-          <w:lang w:eastAsia="ru-RU"/>
-        </w:rPr>
-        <w:t>Следовательно,</w:t>
-      </w:r>
-    </w:p>
-    <w:p>
-      <w:pPr>
-        <w:spacing w:before="40" w:after="40" w:line="240" w:lineRule="auto"/>
-        <w:ind w:right="270"/>
-        <w:jc w:val="center"/>
-      </w:pPr>
-      <w:r>
-        <w:rPr>
-          <w:rFonts w:ascii="Times New Roman" w:eastAsia="Times New Roman" w:hAnsi="Times New Roman" w:cs="Times New Roman"/>
-          <w:color w:val="000000"/>
-          <w:kern w:val="0"/>
-          <w:sz w:val="24"/>
-          <w:szCs w:val="24"/>
-          <w:lang w:eastAsia="ru-RU"/>
-        </w:rPr>
-        <w:t>p = (3279 ± 4141) / (2 · 371),   p</w:t>
-      </w:r>
-      <w:r>
-        <w:rPr>
-          <w:rFonts w:ascii="Times New Roman" w:eastAsia="Times New Roman" w:hAnsi="Times New Roman" w:cs="Times New Roman"/>
-          <w:color w:val="000000"/>
-          <w:kern w:val="0"/>
-          <w:sz w:val="24"/>
-          <w:szCs w:val="24"/>
-          <w:vertAlign w:val="subscript"/>
-          <w:lang w:eastAsia="ru-RU"/>
-        </w:rPr>
-        <w:t>1</w:t>
-      </w:r>
-      <w:r>
-        <w:rPr>
-          <w:rFonts w:ascii="Times New Roman" w:eastAsia="Times New Roman" w:hAnsi="Times New Roman" w:cs="Times New Roman"/>
-          <w:color w:val="000000"/>
-          <w:kern w:val="0"/>
-          <w:sz w:val="24"/>
-          <w:szCs w:val="24"/>
-          <w:lang w:eastAsia="ru-RU"/>
-        </w:rPr>
-        <w:t xml:space="preserve"> = 7420 / 742 = 10,   p</w:t>
-      </w:r>
-      <w:r>
-        <w:rPr>
-          <w:rFonts w:ascii="Times New Roman" w:eastAsia="Times New Roman" w:hAnsi="Times New Roman" w:cs="Times New Roman"/>
-          <w:color w:val="000000"/>
-          <w:kern w:val="0"/>
-          <w:sz w:val="24"/>
-          <w:szCs w:val="24"/>
-          <w:vertAlign w:val="subscript"/>
-          <w:lang w:eastAsia="ru-RU"/>
-        </w:rPr>
-        <w:t>2</w:t>
-      </w:r>
-      <w:r>
-        <w:rPr>
-          <w:rFonts w:ascii="Times New Roman" w:eastAsia="Times New Roman" w:hAnsi="Times New Roman" w:cs="Times New Roman"/>
-          <w:color w:val="000000"/>
-          <w:kern w:val="0"/>
-          <w:sz w:val="24"/>
-          <w:szCs w:val="24"/>
-          <w:lang w:eastAsia="ru-RU"/>
-        </w:rPr>
-        <w:t xml:space="preserve"> = −862 / 742 = −431/371.</w:t>
+        <w:t>Решить полученное уравнение или проверить все допустимые целые основания.</w:t>
       </w:r>
     </w:p>
     <w:p>
@@ -3215,49 +2354,43 @@
         <w:spacing w:after="14" w:line="240" w:lineRule="auto"/>
         <w:ind w:right="270" w:firstLine="709"/>
         <w:jc w:val="both"/>
-        <w:rPr>
-          <w:rFonts w:ascii="Times New Roman" w:eastAsia="Times New Roman" w:hAnsi="Times New Roman" w:cs="Times New Roman"/>
-          <w:color w:val="000000"/>
-          <w:kern w:val="0"/>
-          <w:sz w:val="24"/>
-          <w:szCs w:val="24"/>
-          <w:lang w:eastAsia="ru-RU"/>
-        </w:rPr>
-      </w:pPr>
-      <w:r>
-        <w:rPr>
-          <w:rFonts w:ascii="Times New Roman" w:eastAsia="Times New Roman" w:hAnsi="Times New Roman" w:cs="Times New Roman"/>
-          <w:color w:val="000000"/>
-          <w:kern w:val="0"/>
-          <w:sz w:val="24"/>
-          <w:szCs w:val="24"/>
-          <w:lang w:eastAsia="ru-RU"/>
-        </w:rPr>
-        <w:t xml:space="preserve">Факторизация: (p − </w:t>
-      </w:r>
-      <w:proofErr w:type="gramStart"/>
-      <w:r>
-        <w:rPr>
-          <w:rFonts w:ascii="Times New Roman" w:eastAsia="Times New Roman" w:hAnsi="Times New Roman" w:cs="Times New Roman"/>
-          <w:color w:val="000000"/>
-          <w:kern w:val="0"/>
-          <w:sz w:val="24"/>
-          <w:szCs w:val="24"/>
-          <w:lang w:eastAsia="ru-RU"/>
-        </w:rPr>
-        <w:t>10)(</w:t>
-      </w:r>
-      <w:proofErr w:type="gramEnd"/>
-      <w:r>
-        <w:rPr>
-          <w:rFonts w:ascii="Times New Roman" w:eastAsia="Times New Roman" w:hAnsi="Times New Roman" w:cs="Times New Roman"/>
-          <w:color w:val="000000"/>
-          <w:kern w:val="0"/>
-          <w:sz w:val="24"/>
-          <w:szCs w:val="24"/>
-          <w:lang w:eastAsia="ru-RU"/>
-        </w:rPr>
-        <w:t>371p + 431) = 0.</w:t>
+      </w:pPr>
+      <w:r>
+        <w:drawing>
+          <wp:inline distT="0" distB="0" distL="0" distR="0" wp14:anchorId="2240B96C" wp14:editId="28E68F6E">
+            <wp:extent cx="3632854" cy="3244954"/>
+            <wp:effectExtent l="0" t="0" r="5715" b="0"/>
+            <wp:docPr id="6" name="Рисунок 6"/>
+            <wp:cNvGraphicFramePr>
+              <a:graphicFrameLocks xmlns:a="http://schemas.openxmlformats.org/drawingml/2006/main" noChangeAspect="1"/>
+            </wp:cNvGraphicFramePr>
+            <a:graphic xmlns:a="http://schemas.openxmlformats.org/drawingml/2006/main">
+              <a:graphicData uri="http://schemas.openxmlformats.org/drawingml/2006/picture">
+                <pic:pic xmlns:pic="http://schemas.openxmlformats.org/drawingml/2006/picture">
+                  <pic:nvPicPr>
+                    <pic:cNvPr id="1" name=""/>
+                    <pic:cNvPicPr/>
+                  </pic:nvPicPr>
+                  <pic:blipFill>
+                    <a:blip r:embed="rId13"/>
+                    <a:stretch>
+                      <a:fillRect/>
+                    </a:stretch>
+                  </pic:blipFill>
+                  <pic:spPr>
+                    <a:xfrm>
+                      <a:off x="0" y="0"/>
+                      <a:ext cx="3659399" cy="3268665"/>
+                    </a:xfrm>
+                    <a:prstGeom prst="rect">
+                      <a:avLst/>
+                    </a:prstGeom>
+                  </pic:spPr>
+                </pic:pic>
+              </a:graphicData>
+            </a:graphic>
+          </wp:inline>
+        </w:drawing>
       </w:r>
     </w:p>
     <w:p>
@@ -3265,6 +2398,14 @@
         <w:spacing w:after="14" w:line="240" w:lineRule="auto"/>
         <w:ind w:right="270" w:firstLine="709"/>
         <w:jc w:val="both"/>
+        <w:rPr>
+          <w:rFonts w:ascii="Times New Roman" w:eastAsia="Times New Roman" w:hAnsi="Times New Roman" w:cs="Times New Roman"/>
+          <w:color w:val="000000"/>
+          <w:kern w:val="0"/>
+          <w:sz w:val="24"/>
+          <w:szCs w:val="24"/>
+          <w:lang w:eastAsia="ru-RU"/>
+        </w:rPr>
       </w:pPr>
     </w:p>
     <w:p>
@@ -3274,6 +2415,7 @@
         <w:jc w:val="both"/>
         <w:rPr>
           <w:rFonts w:ascii="Times New Roman" w:eastAsia="Times New Roman" w:hAnsi="Times New Roman" w:cs="Times New Roman"/>
+          <w:b/>
           <w:color w:val="000000"/>
           <w:kern w:val="0"/>
           <w:sz w:val="24"/>
@@ -3291,64 +2433,7 @@
           <w:szCs w:val="24"/>
           <w:lang w:eastAsia="ru-RU"/>
         </w:rPr>
-        <w:t>5. Отбор корней.</w:t>
-      </w:r>
-      <w:r>
-        <w:rPr>
-          <w:rFonts w:ascii="Times New Roman" w:eastAsia="Times New Roman" w:hAnsi="Times New Roman" w:cs="Times New Roman"/>
-          <w:color w:val="000000"/>
-          <w:kern w:val="0"/>
-          <w:sz w:val="24"/>
-          <w:szCs w:val="24"/>
-          <w:lang w:eastAsia="ru-RU"/>
-        </w:rPr>
-        <w:t xml:space="preserve"> Корень p</w:t>
-      </w:r>
-      <w:r>
-        <w:rPr>
-          <w:rFonts w:ascii="Times New Roman" w:eastAsia="Times New Roman" w:hAnsi="Times New Roman" w:cs="Times New Roman"/>
-          <w:color w:val="000000"/>
-          <w:kern w:val="0"/>
-          <w:sz w:val="24"/>
-          <w:szCs w:val="24"/>
-          <w:vertAlign w:val="subscript"/>
-          <w:lang w:eastAsia="ru-RU"/>
-        </w:rPr>
-        <w:t>2</w:t>
-      </w:r>
-      <w:r>
-        <w:rPr>
-          <w:rFonts w:ascii="Times New Roman" w:eastAsia="Times New Roman" w:hAnsi="Times New Roman" w:cs="Times New Roman"/>
-          <w:color w:val="000000"/>
-          <w:kern w:val="0"/>
-          <w:sz w:val="24"/>
-          <w:szCs w:val="24"/>
-          <w:lang w:eastAsia="ru-RU"/>
-        </w:rPr>
-        <w:t xml:space="preserve"> = −431/371 отрицателен и дробен, поэтому не может быть основанием системы счисления. Корень p</w:t>
-      </w:r>
-      <w:r>
-        <w:rPr>
-          <w:rFonts w:ascii="Times New Roman" w:eastAsia="Times New Roman" w:hAnsi="Times New Roman" w:cs="Times New Roman"/>
-          <w:color w:val="000000"/>
-          <w:kern w:val="0"/>
-          <w:sz w:val="24"/>
-          <w:szCs w:val="24"/>
-          <w:vertAlign w:val="subscript"/>
-          <w:lang w:eastAsia="ru-RU"/>
-        </w:rPr>
-        <w:t>1</w:t>
-      </w:r>
-      <w:r>
-        <w:rPr>
-          <w:rFonts w:ascii="Times New Roman" w:eastAsia="Times New Roman" w:hAnsi="Times New Roman" w:cs="Times New Roman"/>
-          <w:color w:val="000000"/>
-          <w:kern w:val="0"/>
-          <w:sz w:val="24"/>
-          <w:szCs w:val="24"/>
-          <w:lang w:eastAsia="ru-RU"/>
-        </w:rPr>
-        <w:t xml:space="preserve"> = 10 целый, лежит в диапазоне 9 ≤ p ≤ 36, и при p = 10 все цифры (наибольшая – 8) допустимы.</w:t>
+        <w:t>Задание №5</w:t>
       </w:r>
     </w:p>
     <w:p>
@@ -3356,45 +2441,30 @@
         <w:spacing w:after="14" w:line="240" w:lineRule="auto"/>
         <w:ind w:right="270" w:firstLine="709"/>
         <w:jc w:val="both"/>
-        <w:rPr>
-          <w:rFonts w:ascii="Times New Roman" w:eastAsia="Times New Roman" w:hAnsi="Times New Roman" w:cs="Times New Roman"/>
-          <w:color w:val="000000"/>
-          <w:kern w:val="0"/>
-          <w:sz w:val="24"/>
-          <w:szCs w:val="24"/>
-          <w:lang w:eastAsia="ru-RU"/>
-        </w:rPr>
-      </w:pPr>
+      </w:pPr>
+      <w:r>
+        <w:t xml:space="preserve">Исключить: </w:t>
+      </w:r>
     </w:p>
     <w:p>
       <w:pPr>
         <w:spacing w:after="14" w:line="240" w:lineRule="auto"/>
         <w:ind w:right="270" w:firstLine="709"/>
         <w:jc w:val="both"/>
-        <w:rPr>
-          <w:rFonts w:ascii="Times New Roman" w:eastAsia="Times New Roman" w:hAnsi="Times New Roman" w:cs="Times New Roman"/>
-          <w:color w:val="000000"/>
-          <w:kern w:val="0"/>
-          <w:sz w:val="24"/>
-          <w:szCs w:val="24"/>
-          <w:lang w:eastAsia="ru-RU"/>
-        </w:rPr>
-      </w:pPr>
+      </w:pPr>
+      <w:r>
+        <w:t xml:space="preserve">• отрицательные значения; </w:t>
+      </w:r>
     </w:p>
     <w:p>
       <w:pPr>
         <w:spacing w:after="14" w:line="240" w:lineRule="auto"/>
         <w:ind w:right="270" w:firstLine="709"/>
         <w:jc w:val="both"/>
-        <w:rPr>
-          <w:rFonts w:ascii="Times New Roman" w:eastAsia="Times New Roman" w:hAnsi="Times New Roman" w:cs="Times New Roman"/>
-          <w:color w:val="000000"/>
-          <w:kern w:val="0"/>
-          <w:sz w:val="24"/>
-          <w:szCs w:val="24"/>
-          <w:lang w:eastAsia="ru-RU"/>
-        </w:rPr>
-      </w:pPr>
+      </w:pPr>
+      <w:r>
+        <w:t xml:space="preserve">• дробные значения; </w:t>
+      </w:r>
     </w:p>
     <w:p>
       <w:pPr>
@@ -3402,6 +2472,9 @@
         <w:ind w:right="270" w:firstLine="709"/>
         <w:jc w:val="both"/>
       </w:pPr>
+      <w:r>
+        <w:t xml:space="preserve">• значения вне диапазона от 2 до 36; </w:t>
+      </w:r>
     </w:p>
     <w:p>
       <w:pPr>
@@ -3410,19 +2483,92 @@
         <w:jc w:val="both"/>
       </w:pPr>
       <w:r>
-        <w:rPr>
-          <w:rFonts w:ascii="Times New Roman" w:eastAsia="Times New Roman" w:hAnsi="Times New Roman" w:cs="Times New Roman"/>
-          <w:b/>
+        <w:t>• основания, при которых хотя бы одна цифра недопустима.</w:t>
+      </w:r>
+    </w:p>
+    <w:p>
+      <w:pPr>
+        <w:spacing w:after="14" w:line="240" w:lineRule="auto"/>
+        <w:ind w:right="270" w:firstLine="709"/>
+        <w:jc w:val="both"/>
+      </w:pPr>
+    </w:p>
+    <w:p>
+      <w:pPr>
+        <w:spacing w:after="14" w:line="240" w:lineRule="auto"/>
+        <w:ind w:right="270" w:firstLine="709"/>
+        <w:jc w:val="both"/>
+      </w:pPr>
+      <w:r>
+        <w:drawing>
+          <wp:inline distT="0" distB="0" distL="0" distR="0" wp14:anchorId="79AAE883" wp14:editId="7CDD4D41">
+            <wp:extent cx="4262814" cy="3731565"/>
+            <wp:effectExtent l="0" t="0" r="4445" b="2540"/>
+            <wp:docPr id="7" name="Рисунок 7"/>
+            <wp:cNvGraphicFramePr>
+              <a:graphicFrameLocks xmlns:a="http://schemas.openxmlformats.org/drawingml/2006/main" noChangeAspect="1"/>
+            </wp:cNvGraphicFramePr>
+            <a:graphic xmlns:a="http://schemas.openxmlformats.org/drawingml/2006/main">
+              <a:graphicData uri="http://schemas.openxmlformats.org/drawingml/2006/picture">
+                <pic:pic xmlns:pic="http://schemas.openxmlformats.org/drawingml/2006/picture">
+                  <pic:nvPicPr>
+                    <pic:cNvPr id="1" name=""/>
+                    <pic:cNvPicPr/>
+                  </pic:nvPicPr>
+                  <pic:blipFill>
+                    <a:blip r:embed="rId14"/>
+                    <a:stretch>
+                      <a:fillRect/>
+                    </a:stretch>
+                  </pic:blipFill>
+                  <pic:spPr>
+                    <a:xfrm>
+                      <a:off x="0" y="0"/>
+                      <a:ext cx="4282943" cy="3749185"/>
+                    </a:xfrm>
+                    <a:prstGeom prst="rect">
+                      <a:avLst/>
+                    </a:prstGeom>
+                  </pic:spPr>
+                </pic:pic>
+              </a:graphicData>
+            </a:graphic>
+          </wp:inline>
+        </w:drawing>
+      </w:r>
+    </w:p>
+    <w:p>
+      <w:pPr>
+        <w:spacing w:after="14" w:line="240" w:lineRule="auto"/>
+        <w:ind w:right="270"/>
+        <w:jc w:val="both"/>
+        <w:rPr>
+          <w:rFonts w:ascii="Times New Roman" w:eastAsia="Times New Roman" w:hAnsi="Times New Roman" w:cs="Times New Roman"/>
           <w:color w:val="000000"/>
           <w:kern w:val="0"/>
           <w:sz w:val="24"/>
           <w:szCs w:val="24"/>
           <w:lang w:eastAsia="ru-RU"/>
         </w:rPr>
+      </w:pPr>
+      <w:r>
+        <w:rPr>
+          <w:rFonts w:ascii="Times New Roman" w:eastAsia="Times New Roman" w:hAnsi="Times New Roman" w:cs="Times New Roman"/>
+          <w:color w:val="000000"/>
+          <w:kern w:val="0"/>
+          <w:sz w:val="24"/>
+          <w:szCs w:val="24"/>
+          <w:lang w:eastAsia="ru-RU"/>
+        </w:rPr>
         <w:lastRenderedPageBreak/>
-        <w:t>6. Проверка подстановкой при p = 10.</w:t>
-      </w:r>
-      <w:r>
+        <w:t>Задание №6.</w:t>
+      </w:r>
+    </w:p>
+    <w:p>
+      <w:pPr>
+        <w:spacing w:after="14" w:line="240" w:lineRule="auto"/>
+        <w:ind w:right="270"/>
+        <w:jc w:val="both"/>
         <w:rPr>
           <w:rFonts w:ascii="Times New Roman" w:eastAsia="Times New Roman" w:hAnsi="Times New Roman" w:cs="Times New Roman"/>
           <w:color w:val="000000"/>
@@ -3431,8 +2577,69 @@
           <w:szCs w:val="24"/>
           <w:lang w:eastAsia="ru-RU"/>
         </w:rPr>
+      </w:pPr>
+    </w:p>
+    <w:p>
+      <w:pPr>
+        <w:spacing w:after="14" w:line="240" w:lineRule="auto"/>
+        <w:ind w:right="270"/>
+        <w:jc w:val="both"/>
+        <w:rPr>
+          <w:rFonts w:ascii="Times New Roman" w:eastAsia="Times New Roman" w:hAnsi="Times New Roman" w:cs="Times New Roman"/>
+          <w:color w:val="000000"/>
+          <w:kern w:val="0"/>
+          <w:sz w:val="24"/>
+          <w:szCs w:val="24"/>
+          <w:lang w:eastAsia="ru-RU"/>
+        </w:rPr>
+      </w:pPr>
+      <w:r>
+        <w:t>Проверить найденное основание непосредственной подстановкой.</w:t>
+      </w:r>
+    </w:p>
+    <w:p>
+      <w:pPr>
+        <w:spacing w:after="14" w:line="240" w:lineRule="auto"/>
+        <w:ind w:right="270"/>
+        <w:jc w:val="both"/>
+        <w:rPr>
+          <w:rFonts w:ascii="Times New Roman" w:eastAsia="Times New Roman" w:hAnsi="Times New Roman" w:cs="Times New Roman"/>
+          <w:color w:val="000000"/>
+          <w:kern w:val="0"/>
+          <w:sz w:val="24"/>
+          <w:szCs w:val="24"/>
+          <w:lang w:eastAsia="ru-RU"/>
+        </w:rPr>
+      </w:pPr>
+      <w:r>
+        <w:rPr>
+          <w:rFonts w:ascii="Times New Roman" w:eastAsia="Times New Roman" w:hAnsi="Times New Roman" w:cs="Times New Roman"/>
+          <w:color w:val="000000"/>
+          <w:kern w:val="0"/>
+          <w:sz w:val="24"/>
+          <w:szCs w:val="24"/>
+          <w:lang w:eastAsia="ru-RU"/>
+        </w:rPr>
+        <w:t>Проверка подстановкой при p = 10.</w:t>
+      </w:r>
+      <w:r>
+        <w:rPr>
+          <w:rFonts w:ascii="Times New Roman" w:eastAsia="Times New Roman" w:hAnsi="Times New Roman" w:cs="Times New Roman"/>
+          <w:color w:val="000000"/>
+          <w:kern w:val="0"/>
+          <w:sz w:val="24"/>
+          <w:szCs w:val="24"/>
+          <w:lang w:eastAsia="ru-RU"/>
+        </w:rPr>
         <w:t xml:space="preserve"> Переводим числа в десятичную систему:</w:t>
       </w:r>
+    </w:p>
+    <w:p>
+      <w:pPr>
+        <w:spacing w:after="14" w:line="240" w:lineRule="auto"/>
+        <w:ind w:right="270"/>
+        <w:jc w:val="both"/>
+      </w:pPr>
     </w:p>
     <w:tbl>
       <w:tblPr>
@@ -3970,6 +3177,8 @@
         <w:ind w:right="270"/>
         <w:jc w:val="center"/>
       </w:pPr>
+      <w:bookmarkStart w:id="5" w:name="_GoBack"/>
+      <w:bookmarkEnd w:id="5"/>
       <w:r>
         <w:rPr>
           <w:rFonts w:ascii="Times New Roman" w:eastAsia="Times New Roman" w:hAnsi="Times New Roman" w:cs="Times New Roman"/>
@@ -3979,115 +3188,46 @@
           <w:szCs w:val="24"/>
           <w:lang w:eastAsia="ru-RU"/>
         </w:rPr>
-        <w:t>Левая часть: 229 · 83 + 726 · 458 = 19 007 + 332 508 = 351 515.</w:t>
-      </w:r>
-    </w:p>
-    <w:p>
-      <w:pPr>
-        <w:spacing w:before="40" w:after="40" w:line="240" w:lineRule="auto"/>
-        <w:ind w:right="270"/>
-        <w:jc w:val="center"/>
-      </w:pPr>
-      <w:r>
-        <w:rPr>
-          <w:rFonts w:ascii="Times New Roman" w:eastAsia="Times New Roman" w:hAnsi="Times New Roman" w:cs="Times New Roman"/>
-          <w:color w:val="000000"/>
-          <w:kern w:val="0"/>
-          <w:sz w:val="24"/>
-          <w:szCs w:val="24"/>
-          <w:lang w:eastAsia="ru-RU"/>
-        </w:rPr>
-        <w:t>Правая часть: 545 · 644 + 535 = 350 980 + 535 = 351 515.</w:t>
-      </w:r>
-    </w:p>
-    <w:p>
-      <w:pPr>
-        <w:spacing w:after="14" w:line="240" w:lineRule="auto"/>
-        <w:ind w:right="270" w:firstLine="709"/>
-        <w:jc w:val="both"/>
-      </w:pPr>
-      <w:r>
-        <w:rPr>
-          <w:rFonts w:ascii="Times New Roman" w:eastAsia="Times New Roman" w:hAnsi="Times New Roman" w:cs="Times New Roman"/>
-          <w:color w:val="000000"/>
-          <w:kern w:val="0"/>
-          <w:sz w:val="24"/>
-          <w:szCs w:val="24"/>
-          <w:lang w:eastAsia="ru-RU"/>
-        </w:rPr>
-        <w:t>Левая и правая части равны, основание найдено верно.</w:t>
-      </w:r>
-    </w:p>
-    <w:p>
-      <w:pPr>
-        <w:spacing w:after="14" w:line="240" w:lineRule="auto"/>
-        <w:ind w:right="270" w:firstLine="709"/>
-        <w:jc w:val="both"/>
-      </w:pPr>
-      <w:r>
-        <w:rPr>
-          <w:rFonts w:ascii="Times New Roman" w:eastAsia="Times New Roman" w:hAnsi="Times New Roman" w:cs="Times New Roman"/>
-          <w:b/>
-          <w:color w:val="000000"/>
-          <w:kern w:val="0"/>
-          <w:sz w:val="24"/>
-          <w:szCs w:val="24"/>
-          <w:lang w:eastAsia="ru-RU"/>
-        </w:rPr>
-        <w:t>7. Тип результата:</w:t>
-      </w:r>
-      <w:r>
-        <w:rPr>
-          <w:rFonts w:ascii="Times New Roman" w:eastAsia="Times New Roman" w:hAnsi="Times New Roman" w:cs="Times New Roman"/>
-          <w:color w:val="000000"/>
-          <w:kern w:val="0"/>
-          <w:sz w:val="24"/>
-          <w:szCs w:val="24"/>
-          <w:lang w:eastAsia="ru-RU"/>
-        </w:rPr>
-        <w:t xml:space="preserve"> единственное решение.</w:t>
-      </w:r>
-    </w:p>
-    <w:p>
-      <w:pPr>
-        <w:spacing w:after="14" w:line="240" w:lineRule="auto"/>
-        <w:ind w:right="270" w:firstLine="709"/>
-        <w:jc w:val="both"/>
-      </w:pPr>
-      <w:r>
-        <w:rPr>
-          <w:rFonts w:ascii="Times New Roman" w:eastAsia="Times New Roman" w:hAnsi="Times New Roman" w:cs="Times New Roman"/>
-          <w:b/>
-          <w:color w:val="000000"/>
-          <w:kern w:val="0"/>
-          <w:sz w:val="24"/>
-          <w:szCs w:val="24"/>
-          <w:lang w:eastAsia="ru-RU"/>
-        </w:rPr>
-        <w:t>Ответ: p = 10</w:t>
-      </w:r>
-      <w:r>
-        <w:rPr>
-          <w:rFonts w:ascii="Times New Roman" w:eastAsia="Times New Roman" w:hAnsi="Times New Roman" w:cs="Times New Roman"/>
-          <w:color w:val="000000"/>
-          <w:kern w:val="0"/>
-          <w:sz w:val="24"/>
-          <w:szCs w:val="24"/>
-          <w:lang w:eastAsia="ru-RU"/>
-        </w:rPr>
-        <w:t>, единственное решение.</w:t>
-      </w:r>
-    </w:p>
-    <w:p>
-      <w:pPr>
-        <w:spacing w:after="14" w:line="240" w:lineRule="auto"/>
-        <w:ind w:right="270" w:firstLine="709"/>
-        <w:jc w:val="both"/>
-      </w:pPr>
+        <w:drawing>
+          <wp:inline distT="0" distB="0" distL="0" distR="0" wp14:anchorId="63CE1223" wp14:editId="20719D9C">
+            <wp:extent cx="4663152" cy="3704103"/>
+            <wp:effectExtent l="0" t="0" r="4445" b="0"/>
+            <wp:docPr id="8" name="Рисунок 8"/>
+            <wp:cNvGraphicFramePr>
+              <a:graphicFrameLocks xmlns:a="http://schemas.openxmlformats.org/drawingml/2006/main" noChangeAspect="1"/>
+            </wp:cNvGraphicFramePr>
+            <a:graphic xmlns:a="http://schemas.openxmlformats.org/drawingml/2006/main">
+              <a:graphicData uri="http://schemas.openxmlformats.org/drawingml/2006/picture">
+                <pic:pic xmlns:pic="http://schemas.openxmlformats.org/drawingml/2006/picture">
+                  <pic:nvPicPr>
+                    <pic:cNvPr id="1" name=""/>
+                    <pic:cNvPicPr/>
+                  </pic:nvPicPr>
+                  <pic:blipFill>
+                    <a:blip r:embed="rId15"/>
+                    <a:stretch>
+                      <a:fillRect/>
+                    </a:stretch>
+                  </pic:blipFill>
+                  <pic:spPr>
+                    <a:xfrm>
+                      <a:off x="0" y="0"/>
+                      <a:ext cx="4675456" cy="3713876"/>
+                    </a:xfrm>
+                    <a:prstGeom prst="rect">
+                      <a:avLst/>
+                    </a:prstGeom>
+                  </pic:spPr>
+                </pic:pic>
+              </a:graphicData>
+            </a:graphic>
+          </wp:inline>
+        </w:drawing>
+      </w:r>
     </w:p>
     <w:sectPr>
-      <w:footerReference w:type="even" r:id="rId8"/>
-      <w:footerReference w:type="default" r:id="rId9"/>
+      <w:footerReference w:type="even" r:id="rId16"/>
+      <w:footerReference w:type="default" r:id="rId17"/>
       <w:pgSz w:w="11906" w:h="16838"/>
       <w:pgMar w:top="1134" w:right="851" w:bottom="1134" w:left="1418" w:header="720" w:footer="720" w:gutter="0"/>
       <w:pgNumType w:start="0"/>
@@ -4099,7 +3239,7 @@
 </file>
 
 <file path=word/endnotes.xml><?xml version="1.0" encoding="utf-8"?>
-<w:endnotes xmlns:wpc="http://schemas.microsoft.com/office/word/2010/wordprocessingCanvas" xmlns:cx="http://schemas.microsoft.com/office/drawing/2014/chartex" xmlns:cx1="http://schemas.microsoft.com/office/drawing/2015/9/8/chartex" xmlns:cx2="http://schemas.microsoft.com/office/drawing/2015/10/21/chartex" xmlns:cx3="http://schemas.microsoft.com/office/drawing/2016/5/9/chartex" xmlns:cx4="http://schemas.microsoft.com/office/drawing/2016/5/10/chartex" xmlns:cx5="http://schemas.microsoft.com/office/drawing/2016/5/11/chartex" xmlns:cx6="http://schemas.microsoft.com/office/drawing/2016/5/12/chartex" xmlns:cx7="http://schemas.microsoft.com/office/drawing/2016/5/13/chartex" xmlns:cx8="http://schemas.microsoft.com/office/drawing/2016/5/14/chartex" xmlns:mc="http://schemas.openxmlformats.org/markup-compatibility/2006" xmlns:aink="http://schemas.microsoft.com/office/drawing/2016/ink" xmlns:am3d="http://schemas.microsoft.com/office/drawing/2017/model3d" xmlns:o="urn:schemas-microsoft-com:office:office" xmlns:oel="http://schemas.microsoft.com/office/2019/extlst" xmlns:r="http://schemas.openxmlformats.org/officeDocument/2006/relationships" xmlns:m="http://schemas.openxmlformats.org/officeDocument/2006/math" xmlns:v="urn:schemas-microsoft-com:vml" xmlns:wp14="http://schemas.microsoft.com/office/word/2010/wordprocessingDrawing" xmlns:wp="http://schemas.openxmlformats.org/drawingml/2006/wordprocessingDrawing" xmlns:w10="urn:schemas-microsoft-com:office:word" xmlns:w="http://schemas.openxmlformats.org/wordprocessingml/2006/main" xmlns:w14="http://schemas.microsoft.com/office/word/2010/wordml" xmlns:w15="http://schemas.microsoft.com/office/word/2012/wordml" xmlns:w16cex="http://schemas.microsoft.com/office/word/2018/wordml/cex" xmlns:w16cid="http://schemas.microsoft.com/office/word/2016/wordml/cid" xmlns:w16="http://schemas.microsoft.com/office/word/2018/wordml" xmlns:w16du="http://schemas.microsoft.com/office/word/2023/wordml/word16du" xmlns:w16sdtdh="http://schemas.microsoft.com/office/word/2020/wordml/sdtdatahash" xmlns:w16sdtfl="http://schemas.microsoft.com/office/word/2024/wordml/sdtformatlock" xmlns:w16se="http://schemas.microsoft.com/office/word/2015/wordml/symex" xmlns:wpg="http://schemas.microsoft.com/office/word/2010/wordprocessingGroup" xmlns:wpi="http://schemas.microsoft.com/office/word/2010/wordprocessingInk" xmlns:wne="http://schemas.microsoft.com/office/word/2006/wordml" xmlns:wps="http://schemas.microsoft.com/office/word/2010/wordprocessingShape" mc:Ignorable="w14 w15 w16se w16cid w16 w16cex w16sdtdh w16sdtfl w16du wp14">
+<w:endnotes xmlns:wpc="http://schemas.microsoft.com/office/word/2010/wordprocessingCanvas" xmlns:cx="http://schemas.microsoft.com/office/drawing/2014/chartex" xmlns:cx1="http://schemas.microsoft.com/office/drawing/2015/9/8/chartex" xmlns:mc="http://schemas.openxmlformats.org/markup-compatibility/2006" xmlns:o="urn:schemas-microsoft-com:office:office" xmlns:r="http://schemas.openxmlformats.org/officeDocument/2006/relationships" xmlns:m="http://schemas.openxmlformats.org/officeDocument/2006/math" xmlns:v="urn:schemas-microsoft-com:vml" xmlns:wp14="http://schemas.microsoft.com/office/word/2010/wordprocessingDrawing" xmlns:wp="http://schemas.openxmlformats.org/drawingml/2006/wordprocessingDrawing" xmlns:w10="urn:schemas-microsoft-com:office:word" xmlns:w="http://schemas.openxmlformats.org/wordprocessingml/2006/main" xmlns:w14="http://schemas.microsoft.com/office/word/2010/wordml" xmlns:w15="http://schemas.microsoft.com/office/word/2012/wordml" xmlns:w16se="http://schemas.microsoft.com/office/word/2015/wordml/symex" xmlns:wpg="http://schemas.microsoft.com/office/word/2010/wordprocessingGroup" xmlns:wpi="http://schemas.microsoft.com/office/word/2010/wordprocessingInk" xmlns:wne="http://schemas.microsoft.com/office/word/2006/wordml" xmlns:wps="http://schemas.microsoft.com/office/word/2010/wordprocessingShape" mc:Ignorable="w14 w15 w16se wp14">
   <w:endnote w:type="separator" w:id="-1">
     <w:p>
       <w:pPr>
@@ -4124,7 +3264,7 @@
 </file>
 
 <file path=word/footer1.xml><?xml version="1.0" encoding="utf-8"?>
-<w:ftr xmlns:wpc="http://schemas.microsoft.com/office/word/2010/wordprocessingCanvas" xmlns:cx="http://schemas.microsoft.com/office/drawing/2014/chartex" xmlns:cx1="http://schemas.microsoft.com/office/drawing/2015/9/8/chartex" xmlns:cx2="http://schemas.microsoft.com/office/drawing/2015/10/21/chartex" xmlns:cx3="http://schemas.microsoft.com/office/drawing/2016/5/9/chartex" xmlns:cx4="http://schemas.microsoft.com/office/drawing/2016/5/10/chartex" xmlns:cx5="http://schemas.microsoft.com/office/drawing/2016/5/11/chartex" xmlns:cx6="http://schemas.microsoft.com/office/drawing/2016/5/12/chartex" xmlns:cx7="http://schemas.microsoft.com/office/drawing/2016/5/13/chartex" xmlns:cx8="http://schemas.microsoft.com/office/drawing/2016/5/14/chartex" xmlns:mc="http://schemas.openxmlformats.org/markup-compatibility/2006" xmlns:aink="http://schemas.microsoft.com/office/drawing/2016/ink" xmlns:am3d="http://schemas.microsoft.com/office/drawing/2017/model3d" xmlns:o="urn:schemas-microsoft-com:office:office" xmlns:oel="http://schemas.microsoft.com/office/2019/extlst" xmlns:r="http://schemas.openxmlformats.org/officeDocument/2006/relationships" xmlns:m="http://schemas.openxmlformats.org/officeDocument/2006/math" xmlns:v="urn:schemas-microsoft-com:vml" xmlns:wp14="http://schemas.microsoft.com/office/word/2010/wordprocessingDrawing" xmlns:wp="http://schemas.openxmlformats.org/drawingml/2006/wordprocessingDrawing" xmlns:w10="urn:schemas-microsoft-com:office:word" xmlns:w="http://schemas.openxmlformats.org/wordprocessingml/2006/main" xmlns:w14="http://schemas.microsoft.com/office/word/2010/wordml" xmlns:w15="http://schemas.microsoft.com/office/word/2012/wordml" xmlns:w16cex="http://schemas.microsoft.com/office/word/2018/wordml/cex" xmlns:w16cid="http://schemas.microsoft.com/office/word/2016/wordml/cid" xmlns:w16="http://schemas.microsoft.com/office/word/2018/wordml" xmlns:w16du="http://schemas.microsoft.com/office/word/2023/wordml/word16du" xmlns:w16sdtdh="http://schemas.microsoft.com/office/word/2020/wordml/sdtdatahash" xmlns:w16sdtfl="http://schemas.microsoft.com/office/word/2024/wordml/sdtformatlock" xmlns:w16se="http://schemas.microsoft.com/office/word/2015/wordml/symex" xmlns:wpg="http://schemas.microsoft.com/office/word/2010/wordprocessingGroup" xmlns:wpi="http://schemas.microsoft.com/office/word/2010/wordprocessingInk" xmlns:wne="http://schemas.microsoft.com/office/word/2006/wordml" xmlns:wps="http://schemas.microsoft.com/office/word/2010/wordprocessingShape" mc:Ignorable="w14 w15 w16se w16cid w16 w16cex w16sdtdh w16sdtfl w16du wp14">
+<w:ftr xmlns:wpc="http://schemas.microsoft.com/office/word/2010/wordprocessingCanvas" xmlns:cx="http://schemas.microsoft.com/office/drawing/2014/chartex" xmlns:cx1="http://schemas.microsoft.com/office/drawing/2015/9/8/chartex" xmlns:mc="http://schemas.openxmlformats.org/markup-compatibility/2006" xmlns:o="urn:schemas-microsoft-com:office:office" xmlns:r="http://schemas.openxmlformats.org/officeDocument/2006/relationships" xmlns:m="http://schemas.openxmlformats.org/officeDocument/2006/math" xmlns:v="urn:schemas-microsoft-com:vml" xmlns:wp14="http://schemas.microsoft.com/office/word/2010/wordprocessingDrawing" xmlns:wp="http://schemas.openxmlformats.org/drawingml/2006/wordprocessingDrawing" xmlns:w10="urn:schemas-microsoft-com:office:word" xmlns:w="http://schemas.openxmlformats.org/wordprocessingml/2006/main" xmlns:w14="http://schemas.microsoft.com/office/word/2010/wordml" xmlns:w15="http://schemas.microsoft.com/office/word/2012/wordml" xmlns:w16se="http://schemas.microsoft.com/office/word/2015/wordml/symex" xmlns:wpg="http://schemas.microsoft.com/office/word/2010/wordprocessingGroup" xmlns:wpi="http://schemas.microsoft.com/office/word/2010/wordprocessingInk" xmlns:wne="http://schemas.microsoft.com/office/word/2006/wordml" xmlns:wps="http://schemas.microsoft.com/office/word/2010/wordprocessingShape" mc:Ignorable="w14 w15 w16se wp14">
   <w:p>
     <w:pPr>
       <w:ind w:right="329"/>
@@ -4164,7 +3304,7 @@
 </file>
 
 <file path=word/footer2.xml><?xml version="1.0" encoding="utf-8"?>
-<w:ftr xmlns:wpc="http://schemas.microsoft.com/office/word/2010/wordprocessingCanvas" xmlns:cx="http://schemas.microsoft.com/office/drawing/2014/chartex" xmlns:cx1="http://schemas.microsoft.com/office/drawing/2015/9/8/chartex" xmlns:cx2="http://schemas.microsoft.com/office/drawing/2015/10/21/chartex" xmlns:cx3="http://schemas.microsoft.com/office/drawing/2016/5/9/chartex" xmlns:cx4="http://schemas.microsoft.com/office/drawing/2016/5/10/chartex" xmlns:cx5="http://schemas.microsoft.com/office/drawing/2016/5/11/chartex" xmlns:cx6="http://schemas.microsoft.com/office/drawing/2016/5/12/chartex" xmlns:cx7="http://schemas.microsoft.com/office/drawing/2016/5/13/chartex" xmlns:cx8="http://schemas.microsoft.com/office/drawing/2016/5/14/chartex" xmlns:mc="http://schemas.openxmlformats.org/markup-compatibility/2006" xmlns:aink="http://schemas.microsoft.com/office/drawing/2016/ink" xmlns:am3d="http://schemas.microsoft.com/office/drawing/2017/model3d" xmlns:o="urn:schemas-microsoft-com:office:office" xmlns:oel="http://schemas.microsoft.com/office/2019/extlst" xmlns:r="http://schemas.openxmlformats.org/officeDocument/2006/relationships" xmlns:m="http://schemas.openxmlformats.org/officeDocument/2006/math" xmlns:v="urn:schemas-microsoft-com:vml" xmlns:wp14="http://schemas.microsoft.com/office/word/2010/wordprocessingDrawing" xmlns:wp="http://schemas.openxmlformats.org/drawingml/2006/wordprocessingDrawing" xmlns:w10="urn:schemas-microsoft-com:office:word" xmlns:w="http://schemas.openxmlformats.org/wordprocessingml/2006/main" xmlns:w14="http://schemas.microsoft.com/office/word/2010/wordml" xmlns:w15="http://schemas.microsoft.com/office/word/2012/wordml" xmlns:w16cex="http://schemas.microsoft.com/office/word/2018/wordml/cex" xmlns:w16cid="http://schemas.microsoft.com/office/word/2016/wordml/cid" xmlns:w16="http://schemas.microsoft.com/office/word/2018/wordml" xmlns:w16du="http://schemas.microsoft.com/office/word/2023/wordml/word16du" xmlns:w16sdtdh="http://schemas.microsoft.com/office/word/2020/wordml/sdtdatahash" xmlns:w16sdtfl="http://schemas.microsoft.com/office/word/2024/wordml/sdtformatlock" xmlns:w16se="http://schemas.microsoft.com/office/word/2015/wordml/symex" xmlns:wpg="http://schemas.microsoft.com/office/word/2010/wordprocessingGroup" xmlns:wpi="http://schemas.microsoft.com/office/word/2010/wordprocessingInk" xmlns:wne="http://schemas.microsoft.com/office/word/2006/wordml" xmlns:wps="http://schemas.microsoft.com/office/word/2010/wordprocessingShape" mc:Ignorable="w14 w15 w16se w16cid w16 w16cex w16sdtdh w16sdtfl w16du wp14">
+<w:ftr xmlns:wpc="http://schemas.microsoft.com/office/word/2010/wordprocessingCanvas" xmlns:cx="http://schemas.microsoft.com/office/drawing/2014/chartex" xmlns:cx1="http://schemas.microsoft.com/office/drawing/2015/9/8/chartex" xmlns:mc="http://schemas.openxmlformats.org/markup-compatibility/2006" xmlns:o="urn:schemas-microsoft-com:office:office" xmlns:r="http://schemas.openxmlformats.org/officeDocument/2006/relationships" xmlns:m="http://schemas.openxmlformats.org/officeDocument/2006/math" xmlns:v="urn:schemas-microsoft-com:vml" xmlns:wp14="http://schemas.microsoft.com/office/word/2010/wordprocessingDrawing" xmlns:wp="http://schemas.openxmlformats.org/drawingml/2006/wordprocessingDrawing" xmlns:w10="urn:schemas-microsoft-com:office:word" xmlns:w="http://schemas.openxmlformats.org/wordprocessingml/2006/main" xmlns:w14="http://schemas.microsoft.com/office/word/2010/wordml" xmlns:w15="http://schemas.microsoft.com/office/word/2012/wordml" xmlns:w16se="http://schemas.microsoft.com/office/word/2015/wordml/symex" xmlns:wpg="http://schemas.microsoft.com/office/word/2010/wordprocessingGroup" xmlns:wpi="http://schemas.microsoft.com/office/word/2010/wordprocessingInk" xmlns:wne="http://schemas.microsoft.com/office/word/2006/wordml" xmlns:wps="http://schemas.microsoft.com/office/word/2010/wordprocessingShape" mc:Ignorable="w14 w15 w16se wp14">
   <w:p>
     <w:pPr>
       <w:ind w:right="329"/>
@@ -4183,7 +3323,7 @@
       <w:rPr>
         <w:noProof/>
       </w:rPr>
-      <w:t>1</w:t>
+      <w:t>3</w:t>
     </w:r>
     <w:r>
       <w:fldChar w:fldCharType="end"/>
@@ -4207,7 +3347,7 @@
 </file>
 
 <file path=word/footnotes.xml><?xml version="1.0" encoding="utf-8"?>
-<w:footnotes xmlns:wpc="http://schemas.microsoft.com/office/word/2010/wordprocessingCanvas" xmlns:cx="http://schemas.microsoft.com/office/drawing/2014/chartex" xmlns:cx1="http://schemas.microsoft.com/office/drawing/2015/9/8/chartex" xmlns:cx2="http://schemas.microsoft.com/office/drawing/2015/10/21/chartex" xmlns:cx3="http://schemas.microsoft.com/office/drawing/2016/5/9/chartex" xmlns:cx4="http://schemas.microsoft.com/office/drawing/2016/5/10/chartex" xmlns:cx5="http://schemas.microsoft.com/office/drawing/2016/5/11/chartex" xmlns:cx6="http://schemas.microsoft.com/office/drawing/2016/5/12/chartex" xmlns:cx7="http://schemas.microsoft.com/office/drawing/2016/5/13/chartex" xmlns:cx8="http://schemas.microsoft.com/office/drawing/2016/5/14/chartex" xmlns:mc="http://schemas.openxmlformats.org/markup-compatibility/2006" xmlns:aink="http://schemas.microsoft.com/office/drawing/2016/ink" xmlns:am3d="http://schemas.microsoft.com/office/drawing/2017/model3d" xmlns:o="urn:schemas-microsoft-com:office:office" xmlns:oel="http://schemas.microsoft.com/office/2019/extlst" xmlns:r="http://schemas.openxmlformats.org/officeDocument/2006/relationships" xmlns:m="http://schemas.openxmlformats.org/officeDocument/2006/math" xmlns:v="urn:schemas-microsoft-com:vml" xmlns:wp14="http://schemas.microsoft.com/office/word/2010/wordprocessingDrawing" xmlns:wp="http://schemas.openxmlformats.org/drawingml/2006/wordprocessingDrawing" xmlns:w10="urn:schemas-microsoft-com:office:word" xmlns:w="http://schemas.openxmlformats.org/wordprocessingml/2006/main" xmlns:w14="http://schemas.microsoft.com/office/word/2010/wordml" xmlns:w15="http://schemas.microsoft.com/office/word/2012/wordml" xmlns:w16cex="http://schemas.microsoft.com/office/word/2018/wordml/cex" xmlns:w16cid="http://schemas.microsoft.com/office/word/2016/wordml/cid" xmlns:w16="http://schemas.microsoft.com/office/word/2018/wordml" xmlns:w16du="http://schemas.microsoft.com/office/word/2023/wordml/word16du" xmlns:w16sdtdh="http://schemas.microsoft.com/office/word/2020/wordml/sdtdatahash" xmlns:w16sdtfl="http://schemas.microsoft.com/office/word/2024/wordml/sdtformatlock" xmlns:w16se="http://schemas.microsoft.com/office/word/2015/wordml/symex" xmlns:wpg="http://schemas.microsoft.com/office/word/2010/wordprocessingGroup" xmlns:wpi="http://schemas.microsoft.com/office/word/2010/wordprocessingInk" xmlns:wne="http://schemas.microsoft.com/office/word/2006/wordml" xmlns:wps="http://schemas.microsoft.com/office/word/2010/wordprocessingShape" mc:Ignorable="w14 w15 w16se w16cid w16 w16cex w16sdtdh w16sdtfl w16du wp14">
+<w:footnotes xmlns:wpc="http://schemas.microsoft.com/office/word/2010/wordprocessingCanvas" xmlns:cx="http://schemas.microsoft.com/office/drawing/2014/chartex" xmlns:cx1="http://schemas.microsoft.com/office/drawing/2015/9/8/chartex" xmlns:mc="http://schemas.openxmlformats.org/markup-compatibility/2006" xmlns:o="urn:schemas-microsoft-com:office:office" xmlns:r="http://schemas.openxmlformats.org/officeDocument/2006/relationships" xmlns:m="http://schemas.openxmlformats.org/officeDocument/2006/math" xmlns:v="urn:schemas-microsoft-com:vml" xmlns:wp14="http://schemas.microsoft.com/office/word/2010/wordprocessingDrawing" xmlns:wp="http://schemas.openxmlformats.org/drawingml/2006/wordprocessingDrawing" xmlns:w10="urn:schemas-microsoft-com:office:word" xmlns:w="http://schemas.openxmlformats.org/wordprocessingml/2006/main" xmlns:w14="http://schemas.microsoft.com/office/word/2010/wordml" xmlns:w15="http://schemas.microsoft.com/office/word/2012/wordml" xmlns:w16se="http://schemas.microsoft.com/office/word/2015/wordml/symex" xmlns:wpg="http://schemas.microsoft.com/office/word/2010/wordprocessingGroup" xmlns:wpi="http://schemas.microsoft.com/office/word/2010/wordprocessingInk" xmlns:wne="http://schemas.microsoft.com/office/word/2006/wordml" xmlns:wps="http://schemas.microsoft.com/office/word/2010/wordprocessingShape" mc:Ignorable="w14 w15 w16se wp14">
   <w:footnote w:type="separator" w:id="-1">
     <w:p>
       <w:pPr>
@@ -4232,7 +3372,7 @@
 </file>
 
 <file path=word/numbering.xml><?xml version="1.0" encoding="utf-8"?>
-<w:numbering xmlns:wpc="http://schemas.microsoft.com/office/word/2010/wordprocessingCanvas" xmlns:cx="http://schemas.microsoft.com/office/drawing/2014/chartex" xmlns:cx1="http://schemas.microsoft.com/office/drawing/2015/9/8/chartex" xmlns:cx2="http://schemas.microsoft.com/office/drawing/2015/10/21/chartex" xmlns:cx3="http://schemas.microsoft.com/office/drawing/2016/5/9/chartex" xmlns:cx4="http://schemas.microsoft.com/office/drawing/2016/5/10/chartex" xmlns:cx5="http://schemas.microsoft.com/office/drawing/2016/5/11/chartex" xmlns:cx6="http://schemas.microsoft.com/office/drawing/2016/5/12/chartex" xmlns:cx7="http://schemas.microsoft.com/office/drawing/2016/5/13/chartex" xmlns:cx8="http://schemas.microsoft.com/office/drawing/2016/5/14/chartex" xmlns:mc="http://schemas.openxmlformats.org/markup-compatibility/2006" xmlns:aink="http://schemas.microsoft.com/office/drawing/2016/ink" xmlns:am3d="http://schemas.microsoft.com/office/drawing/2017/model3d" xmlns:o="urn:schemas-microsoft-com:office:office" xmlns:oel="http://schemas.microsoft.com/office/2019/extlst" xmlns:r="http://schemas.openxmlformats.org/officeDocument/2006/relationships" xmlns:m="http://schemas.openxmlformats.org/officeDocument/2006/math" xmlns:v="urn:schemas-microsoft-com:vml" xmlns:wp14="http://schemas.microsoft.com/office/word/2010/wordprocessingDrawing" xmlns:wp="http://schemas.openxmlformats.org/drawingml/2006/wordprocessingDrawing" xmlns:w10="urn:schemas-microsoft-com:office:word" xmlns:w="http://schemas.openxmlformats.org/wordprocessingml/2006/main" xmlns:w14="http://schemas.microsoft.com/office/word/2010/wordml" xmlns:w15="http://schemas.microsoft.com/office/word/2012/wordml" xmlns:w16cex="http://schemas.microsoft.com/office/word/2018/wordml/cex" xmlns:w16cid="http://schemas.microsoft.com/office/word/2016/wordml/cid" xmlns:w16="http://schemas.microsoft.com/office/word/2018/wordml" xmlns:w16du="http://schemas.microsoft.com/office/word/2023/wordml/word16du" xmlns:w16sdtdh="http://schemas.microsoft.com/office/word/2020/wordml/sdtdatahash" xmlns:w16sdtfl="http://schemas.microsoft.com/office/word/2024/wordml/sdtformatlock" xmlns:w16se="http://schemas.microsoft.com/office/word/2015/wordml/symex" xmlns:wpg="http://schemas.microsoft.com/office/word/2010/wordprocessingGroup" xmlns:wpi="http://schemas.microsoft.com/office/word/2010/wordprocessingInk" xmlns:wne="http://schemas.microsoft.com/office/word/2006/wordml" xmlns:wps="http://schemas.microsoft.com/office/word/2010/wordprocessingShape" mc:Ignorable="w14 w15 w16se w16cid w16 w16cex w16sdtdh w16sdtfl w16du wp14">
+<w:numbering xmlns:wpc="http://schemas.microsoft.com/office/word/2010/wordprocessingCanvas" xmlns:cx="http://schemas.microsoft.com/office/drawing/2014/chartex" xmlns:cx1="http://schemas.microsoft.com/office/drawing/2015/9/8/chartex" xmlns:mc="http://schemas.openxmlformats.org/markup-compatibility/2006" xmlns:o="urn:schemas-microsoft-com:office:office" xmlns:r="http://schemas.openxmlformats.org/officeDocument/2006/relationships" xmlns:m="http://schemas.openxmlformats.org/officeDocument/2006/math" xmlns:v="urn:schemas-microsoft-com:vml" xmlns:wp14="http://schemas.microsoft.com/office/word/2010/wordprocessingDrawing" xmlns:wp="http://schemas.openxmlformats.org/drawingml/2006/wordprocessingDrawing" xmlns:w10="urn:schemas-microsoft-com:office:word" xmlns:w="http://schemas.openxmlformats.org/wordprocessingml/2006/main" xmlns:w14="http://schemas.microsoft.com/office/word/2010/wordml" xmlns:w15="http://schemas.microsoft.com/office/word/2012/wordml" xmlns:w16se="http://schemas.microsoft.com/office/word/2015/wordml/symex" xmlns:wpg="http://schemas.microsoft.com/office/word/2010/wordprocessingGroup" xmlns:wpi="http://schemas.microsoft.com/office/word/2010/wordprocessingInk" xmlns:wne="http://schemas.microsoft.com/office/word/2006/wordml" xmlns:wps="http://schemas.microsoft.com/office/word/2010/wordprocessingShape" mc:Ignorable="w14 w15 w16se wp14">
   <w:abstractNum w:abstractNumId="0" w15:restartNumberingAfterBreak="0">
     <w:nsid w:val="0F0147EA"/>
     <w:multiLevelType w:val="multilevel"/>
@@ -5001,43 +4141,43 @@
       </w:rPr>
     </w:lvl>
   </w:abstractNum>
-  <w:num w:numId="1" w16cid:durableId="318073070">
+  <w:num w:numId="1">
     <w:abstractNumId w:val="0"/>
   </w:num>
-  <w:num w:numId="2" w16cid:durableId="908461858">
+  <w:num w:numId="2">
     <w:abstractNumId w:val="0"/>
   </w:num>
-  <w:num w:numId="3" w16cid:durableId="572278599">
+  <w:num w:numId="3">
     <w:abstractNumId w:val="0"/>
   </w:num>
-  <w:num w:numId="4" w16cid:durableId="1320889409">
+  <w:num w:numId="4">
     <w:abstractNumId w:val="0"/>
   </w:num>
-  <w:num w:numId="5" w16cid:durableId="2063745513">
+  <w:num w:numId="5">
     <w:abstractNumId w:val="4"/>
   </w:num>
-  <w:num w:numId="6" w16cid:durableId="1744445932">
+  <w:num w:numId="6">
     <w:abstractNumId w:val="2"/>
   </w:num>
-  <w:num w:numId="7" w16cid:durableId="1877885081">
+  <w:num w:numId="7">
     <w:abstractNumId w:val="1"/>
   </w:num>
-  <w:num w:numId="8" w16cid:durableId="340472927">
+  <w:num w:numId="8">
     <w:abstractNumId w:val="2"/>
   </w:num>
-  <w:num w:numId="9" w16cid:durableId="439033048">
+  <w:num w:numId="9">
     <w:abstractNumId w:val="2"/>
   </w:num>
-  <w:num w:numId="10" w16cid:durableId="1501508247">
+  <w:num w:numId="10">
     <w:abstractNumId w:val="2"/>
   </w:num>
-  <w:num w:numId="11" w16cid:durableId="835145681">
+  <w:num w:numId="11">
     <w:abstractNumId w:val="1"/>
   </w:num>
-  <w:num w:numId="12" w16cid:durableId="2020614317">
+  <w:num w:numId="12">
     <w:abstractNumId w:val="3"/>
   </w:num>
-  <w:num w:numId="13" w16cid:durableId="1780296902">
+  <w:num w:numId="13">
     <w:abstractNumId w:val="4"/>
     <w:lvlOverride w:ilvl="0">
       <w:startOverride w:val="1"/>
@@ -5067,7 +4207,7 @@
       <w:startOverride w:val="1"/>
     </w:lvlOverride>
   </w:num>
-  <w:num w:numId="14" w16cid:durableId="156920264">
+  <w:num w:numId="14">
     <w:abstractNumId w:val="4"/>
     <w:lvlOverride w:ilvl="0">
       <w:startOverride w:val="1"/>
@@ -5097,7 +4237,7 @@
       <w:startOverride w:val="1"/>
     </w:lvlOverride>
   </w:num>
-  <w:num w:numId="15" w16cid:durableId="773481011">
+  <w:num w:numId="15">
     <w:abstractNumId w:val="4"/>
     <w:lvlOverride w:ilvl="0">
       <w:startOverride w:val="1"/>
@@ -5127,7 +4267,7 @@
       <w:startOverride w:val="1"/>
     </w:lvlOverride>
   </w:num>
-  <w:num w:numId="16" w16cid:durableId="349643833">
+  <w:num w:numId="16">
     <w:abstractNumId w:val="4"/>
     <w:lvlOverride w:ilvl="0">
       <w:startOverride w:val="1"/>
@@ -5157,10 +4297,10 @@
       <w:startOverride w:val="1"/>
     </w:lvlOverride>
   </w:num>
-  <w:num w:numId="17" w16cid:durableId="168956855">
+  <w:num w:numId="17">
     <w:abstractNumId w:val="5"/>
   </w:num>
-  <w:num w:numId="18" w16cid:durableId="150097063">
+  <w:num w:numId="18">
     <w:abstractNumId w:val="4"/>
     <w:lvlOverride w:ilvl="0">
       <w:startOverride w:val="1"/>
@@ -5194,7 +4334,7 @@
 </file>
 
 <file path=word/styles.xml><?xml version="1.0" encoding="utf-8"?>
-<w:styles xmlns:mc="http://schemas.openxmlformats.org/markup-compatibility/2006" xmlns:r="http://schemas.openxmlformats.org/officeDocument/2006/relationships" xmlns:w="http://schemas.openxmlformats.org/wordprocessingml/2006/main" xmlns:w14="http://schemas.microsoft.com/office/word/2010/wordml" xmlns:w15="http://schemas.microsoft.com/office/word/2012/wordml" xmlns:w16cex="http://schemas.microsoft.com/office/word/2018/wordml/cex" xmlns:w16cid="http://schemas.microsoft.com/office/word/2016/wordml/cid" xmlns:w16="http://schemas.microsoft.com/office/word/2018/wordml" xmlns:w16du="http://schemas.microsoft.com/office/word/2023/wordml/word16du" xmlns:w16sdtdh="http://schemas.microsoft.com/office/word/2020/wordml/sdtdatahash" xmlns:w16sdtfl="http://schemas.microsoft.com/office/word/2024/wordml/sdtformatlock" xmlns:w16se="http://schemas.microsoft.com/office/word/2015/wordml/symex" mc:Ignorable="w14 w15 w16se w16cid w16 w16cex w16sdtdh w16sdtfl w16du">
+<w:styles xmlns:mc="http://schemas.openxmlformats.org/markup-compatibility/2006" xmlns:r="http://schemas.openxmlformats.org/officeDocument/2006/relationships" xmlns:w="http://schemas.openxmlformats.org/wordprocessingml/2006/main" xmlns:w14="http://schemas.microsoft.com/office/word/2010/wordml" xmlns:w15="http://schemas.microsoft.com/office/word/2012/wordml" xmlns:w16se="http://schemas.microsoft.com/office/word/2015/wordml/symex" mc:Ignorable="w14 w15 w16se">
   <w:docDefaults>
     <w:rPrDefault>
       <w:rPr>
@@ -5212,7 +4352,7 @@
       </w:pPr>
     </w:pPrDefault>
   </w:docDefaults>
-  <w:latentStyles w:defLockedState="0" w:defUIPriority="99" w:defSemiHidden="0" w:defUnhideWhenUsed="0" w:defQFormat="0" w:count="376">
+  <w:latentStyles w:defLockedState="0" w:defUIPriority="99" w:defSemiHidden="0" w:defUnhideWhenUsed="0" w:defQFormat="0" w:count="371">
     <w:lsdException w:name="Normal" w:uiPriority="0" w:qFormat="1"/>
     <w:lsdException w:name="heading 1" w:uiPriority="9" w:qFormat="1"/>
     <w:lsdException w:name="heading 2" w:semiHidden="1" w:uiPriority="9" w:unhideWhenUsed="1" w:qFormat="1"/>
@@ -5584,11 +4724,6 @@
     <w:lsdException w:name="List Table 5 Dark Accent 6" w:uiPriority="50"/>
     <w:lsdException w:name="List Table 6 Colorful Accent 6" w:uiPriority="51"/>
     <w:lsdException w:name="List Table 7 Colorful Accent 6" w:uiPriority="52"/>
-    <w:lsdException w:name="Mention" w:semiHidden="1" w:unhideWhenUsed="1"/>
-    <w:lsdException w:name="Smart Hyperlink" w:semiHidden="1" w:unhideWhenUsed="1"/>
-    <w:lsdException w:name="Hashtag" w:semiHidden="1" w:unhideWhenUsed="1"/>
-    <w:lsdException w:name="Unresolved Mention" w:semiHidden="1" w:unhideWhenUsed="1"/>
-    <w:lsdException w:name="Smart Link" w:semiHidden="1" w:unhideWhenUsed="1"/>
   </w:latentStyles>
   <w:style w:type="paragraph" w:default="1" w:styleId="a4">
     <w:name w:val="Normal"/>
